--- a/!docs/РСП Реут.docx
+++ b/!docs/РСП Реут.docx
@@ -149,13 +149,23 @@
                 <w:lang w:eastAsia="en-US"/>
               </w:rPr>
             </w:pPr>
+            <w:proofErr w:type="spellStart"/>
             <w:r>
               <w:rPr>
                 <w:sz w:val="28"/>
                 <w:szCs w:val="22"/>
                 <w:lang w:eastAsia="en-US"/>
               </w:rPr>
-              <w:t xml:space="preserve">и.о. Зав. кафедрой ПОАС </w:t>
+              <w:t>и.о</w:t>
+            </w:r>
+            <w:proofErr w:type="spellEnd"/>
+            <w:r>
+              <w:rPr>
+                <w:sz w:val="28"/>
+                <w:szCs w:val="22"/>
+                <w:lang w:eastAsia="en-US"/>
+              </w:rPr>
+              <w:t xml:space="preserve">. Зав. кафедрой ПОАС </w:t>
             </w:r>
           </w:p>
           <w:p>
@@ -611,13 +621,23 @@
                 <w:lang w:eastAsia="en-US"/>
               </w:rPr>
             </w:pPr>
+            <w:proofErr w:type="spellStart"/>
             <w:r>
               <w:rPr>
                 <w:sz w:val="28"/>
                 <w:szCs w:val="22"/>
                 <w:lang w:eastAsia="en-US"/>
               </w:rPr>
-              <w:t xml:space="preserve">Нормоконтролер </w:t>
+              <w:t>Нормоконтролер</w:t>
+            </w:r>
+            <w:proofErr w:type="spellEnd"/>
+            <w:r>
+              <w:rPr>
+                <w:sz w:val="28"/>
+                <w:szCs w:val="22"/>
+                <w:lang w:eastAsia="en-US"/>
+              </w:rPr>
+              <w:t xml:space="preserve"> </w:t>
             </w:r>
           </w:p>
           <w:p>
@@ -776,7 +796,25 @@
                 <w:szCs w:val="22"/>
                 <w:lang w:eastAsia="en-US"/>
               </w:rPr>
-              <w:t>«_08_»_июня__ 2026 г.</w:t>
+              <w:t>«_08</w:t>
+            </w:r>
+            <w:proofErr w:type="gramStart"/>
+            <w:r>
+              <w:rPr>
+                <w:sz w:val="28"/>
+                <w:szCs w:val="22"/>
+                <w:lang w:eastAsia="en-US"/>
+              </w:rPr>
+              <w:t>_»_</w:t>
+            </w:r>
+            <w:proofErr w:type="gramEnd"/>
+            <w:r>
+              <w:rPr>
+                <w:sz w:val="28"/>
+                <w:szCs w:val="22"/>
+                <w:lang w:eastAsia="en-US"/>
+              </w:rPr>
+              <w:t>июня__ 2026 г.</w:t>
             </w:r>
           </w:p>
           <w:p>
@@ -1568,11 +1606,19 @@
         </w:rPr>
         <w:t>Наименование программы «</w:t>
       </w:r>
-      <w:r>
-        <w:rPr>
-          <w:sz w:val="28"/>
-        </w:rPr>
-        <w:t>Emotion Monitor</w:t>
+      <w:proofErr w:type="spellStart"/>
+      <w:r>
+        <w:rPr>
+          <w:sz w:val="28"/>
+        </w:rPr>
+        <w:t>Emotion</w:t>
+      </w:r>
+      <w:proofErr w:type="spellEnd"/>
+      <w:r>
+        <w:rPr>
+          <w:sz w:val="28"/>
+        </w:rPr>
+        <w:t xml:space="preserve"> Monitor</w:t>
       </w:r>
       <w:r>
         <w:rPr>
@@ -1595,7 +1641,79 @@
         <w:pStyle w:val="aa"/>
       </w:pPr>
       <w:r>
-        <w:t>Программное обеспечение реализуется на языке Python с использованием библиотек PySide6, Ultralytics YOLO, OpenCV, DeepFace, Torch, NumPy, Matplotlib и Requests. Для хранения данных используется SQLite, для получения погодных данных применяется внешний сервис Open-Meteo.</w:t>
+        <w:t xml:space="preserve">Программное обеспечение реализуется на языке Python с использованием библиотек PySide6, </w:t>
+      </w:r>
+      <w:proofErr w:type="spellStart"/>
+      <w:r>
+        <w:t>Ultralytics</w:t>
+      </w:r>
+      <w:proofErr w:type="spellEnd"/>
+      <w:r>
+        <w:t xml:space="preserve"> YOLO, </w:t>
+      </w:r>
+      <w:proofErr w:type="spellStart"/>
+      <w:r>
+        <w:t>OpenCV</w:t>
+      </w:r>
+      <w:proofErr w:type="spellEnd"/>
+      <w:r>
+        <w:t xml:space="preserve">, </w:t>
+      </w:r>
+      <w:proofErr w:type="spellStart"/>
+      <w:r>
+        <w:t>DeepFace</w:t>
+      </w:r>
+      <w:proofErr w:type="spellEnd"/>
+      <w:r>
+        <w:t xml:space="preserve">, </w:t>
+      </w:r>
+      <w:proofErr w:type="spellStart"/>
+      <w:r>
+        <w:t>Torch</w:t>
+      </w:r>
+      <w:proofErr w:type="spellEnd"/>
+      <w:r>
+        <w:t xml:space="preserve">, </w:t>
+      </w:r>
+      <w:proofErr w:type="spellStart"/>
+      <w:r>
+        <w:t>NumPy</w:t>
+      </w:r>
+      <w:proofErr w:type="spellEnd"/>
+      <w:r>
+        <w:t xml:space="preserve">, </w:t>
+      </w:r>
+      <w:proofErr w:type="spellStart"/>
+      <w:r>
+        <w:t>Matplotlib</w:t>
+      </w:r>
+      <w:proofErr w:type="spellEnd"/>
+      <w:r>
+        <w:t xml:space="preserve"> и </w:t>
+      </w:r>
+      <w:proofErr w:type="spellStart"/>
+      <w:r>
+        <w:t>Requests</w:t>
+      </w:r>
+      <w:proofErr w:type="spellEnd"/>
+      <w:r>
+        <w:t xml:space="preserve">. Для хранения данных используется </w:t>
+      </w:r>
+      <w:proofErr w:type="spellStart"/>
+      <w:r>
+        <w:t>SQLite</w:t>
+      </w:r>
+      <w:proofErr w:type="spellEnd"/>
+      <w:r>
+        <w:t>, для получения погодных данных применяется внешний сервис Open-</w:t>
+      </w:r>
+      <w:proofErr w:type="spellStart"/>
+      <w:r>
+        <w:t>Meteo</w:t>
+      </w:r>
+      <w:proofErr w:type="spellEnd"/>
+      <w:r>
+        <w:t>.</w:t>
       </w:r>
     </w:p>
     <w:p>
@@ -1655,9 +1773,11 @@
       <w:r>
         <w:t xml:space="preserve">- веб-камеру или другой источник видеопотока, доступный через </w:t>
       </w:r>
+      <w:proofErr w:type="spellStart"/>
       <w:r>
         <w:t>OpenCV</w:t>
       </w:r>
+      <w:proofErr w:type="spellEnd"/>
       <w:r>
         <w:t>;</w:t>
       </w:r>
@@ -1876,7 +1996,15 @@
         <w:pStyle w:val="aa"/>
       </w:pPr>
       <w:r>
-        <w:t>–  программа должна получать погодные данные по заданной геолокации через Open-Meteo API;</w:t>
+        <w:t>–  программа должна получать погодные данные по заданной геолокации через Open-</w:t>
+      </w:r>
+      <w:proofErr w:type="spellStart"/>
+      <w:r>
+        <w:t>Meteo</w:t>
+      </w:r>
+      <w:proofErr w:type="spellEnd"/>
+      <w:r>
+        <w:t xml:space="preserve"> API;</w:t>
       </w:r>
     </w:p>
     <w:p>
@@ -1974,8 +2102,13 @@
         <w:t>и</w:t>
       </w:r>
       <w:r>
-        <w:t>я о пользователях в SQLite</w:t>
-      </w:r>
+        <w:t xml:space="preserve">я о пользователях в </w:t>
+      </w:r>
+      <w:proofErr w:type="spellStart"/>
+      <w:r>
+        <w:t>SQLite</w:t>
+      </w:r>
+      <w:proofErr w:type="spellEnd"/>
       <w:r>
         <w:t>.</w:t>
       </w:r>
@@ -2015,9 +2148,11 @@
       <w:r>
         <w:t xml:space="preserve">- </w:t>
       </w:r>
+      <w:proofErr w:type="spellStart"/>
       <w:r>
         <w:t>core</w:t>
       </w:r>
+      <w:proofErr w:type="spellEnd"/>
       <w:r>
         <w:t xml:space="preserve"> - модули захвата видео, детекции лиц, трекинга и рабочего потока обработки;</w:t>
       </w:r>
@@ -2029,9 +2164,11 @@
       <w:r>
         <w:t xml:space="preserve">- </w:t>
       </w:r>
+      <w:proofErr w:type="spellStart"/>
       <w:r>
         <w:t>services</w:t>
       </w:r>
+      <w:proofErr w:type="spellEnd"/>
       <w:r>
         <w:t xml:space="preserve"> - конфигурация, анализ лица, база данных, погодный сервис и журналирование;</w:t>
       </w:r>
@@ -2043,9 +2180,11 @@
       <w:r>
         <w:t xml:space="preserve">- </w:t>
       </w:r>
+      <w:proofErr w:type="spellStart"/>
       <w:r>
         <w:t>analytics</w:t>
       </w:r>
+      <w:proofErr w:type="spellEnd"/>
       <w:r>
         <w:t xml:space="preserve"> - расчет распределений эмоций, итогов сессии и текстовых сводок;</w:t>
       </w:r>
@@ -2057,9 +2196,11 @@
       <w:r>
         <w:t xml:space="preserve">- </w:t>
       </w:r>
+      <w:proofErr w:type="spellStart"/>
       <w:r>
         <w:t>ui</w:t>
       </w:r>
+      <w:proofErr w:type="spellEnd"/>
       <w:r>
         <w:t xml:space="preserve"> - экранные формы и виджеты графического интерфейса;</w:t>
       </w:r>
@@ -2071,12 +2212,15 @@
       <w:r>
         <w:t xml:space="preserve">- </w:t>
       </w:r>
+      <w:proofErr w:type="spellStart"/>
       <w:r>
         <w:t>configs</w:t>
       </w:r>
+      <w:proofErr w:type="spellEnd"/>
       <w:r>
         <w:t>/</w:t>
       </w:r>
+      <w:proofErr w:type="spellStart"/>
       <w:r>
         <w:t>settings</w:t>
       </w:r>
@@ -2086,6 +2230,7 @@
       <w:r>
         <w:t>json</w:t>
       </w:r>
+      <w:proofErr w:type="spellEnd"/>
       <w:r>
         <w:t xml:space="preserve"> - файл параметров работы приложения;</w:t>
       </w:r>
@@ -2135,12 +2280,15 @@
       <w:r>
         <w:t xml:space="preserve">- </w:t>
       </w:r>
+      <w:proofErr w:type="spellStart"/>
       <w:r>
         <w:t>data</w:t>
       </w:r>
+      <w:proofErr w:type="spellEnd"/>
       <w:r>
         <w:t>/</w:t>
       </w:r>
+      <w:proofErr w:type="spellStart"/>
       <w:r>
         <w:t>emotion</w:t>
       </w:r>
@@ -2156,6 +2304,7 @@
       <w:r>
         <w:t>db</w:t>
       </w:r>
+      <w:proofErr w:type="spellEnd"/>
       <w:r>
         <w:t xml:space="preserve"> - локальная база данных пользователей и сессий;</w:t>
       </w:r>
@@ -2167,17 +2316,54 @@
       <w:r>
         <w:t xml:space="preserve">- </w:t>
       </w:r>
+      <w:proofErr w:type="spellStart"/>
       <w:r>
         <w:t>logs</w:t>
       </w:r>
-      <w:r>
-        <w:t xml:space="preserve"> - каталог журналов событий, наблюдений и итоговых отчетов.</w:t>
-      </w:r>
-    </w:p>
-    <w:p>
-      <w:pPr>
-        <w:pStyle w:val="aa"/>
-      </w:pPr>
+      <w:proofErr w:type="spellEnd"/>
+      <w:r>
+        <w:t xml:space="preserve"> - каталог журналов событий, наблюдений и итоговых отчетов</w:t>
+      </w:r>
+      <w:r>
+        <w:t>;</w:t>
+      </w:r>
+    </w:p>
+    <w:p>
+      <w:pPr>
+        <w:pStyle w:val="aa"/>
+      </w:pPr>
+      <w:r>
+        <w:t xml:space="preserve">- </w:t>
+      </w:r>
+      <w:r>
+        <w:t xml:space="preserve">setup_env.bat </w:t>
+      </w:r>
+      <w:r>
+        <w:t>-</w:t>
+      </w:r>
+      <w:r>
+        <w:t xml:space="preserve"> первичная установка на новом устройстве</w:t>
+      </w:r>
+      <w:r>
+        <w:t>;</w:t>
+      </w:r>
+    </w:p>
+    <w:p>
+      <w:pPr>
+        <w:pStyle w:val="aa"/>
+      </w:pPr>
+      <w:r>
+        <w:t xml:space="preserve">- </w:t>
+      </w:r>
+      <w:r>
+        <w:t xml:space="preserve">run_app.bat </w:t>
+      </w:r>
+      <w:r>
+        <w:t>-</w:t>
+      </w:r>
+      <w:r>
+        <w:t xml:space="preserve"> запуск приложения двойным кликом без терминала.</w:t>
+      </w:r>
     </w:p>
     <w:p>
       <w:pPr>
@@ -2217,198 +2403,461 @@
         <w:pStyle w:val="aa"/>
       </w:pPr>
       <w:r>
+        <w:t>Перед началом работы приложения требуется установка интерпретатора Python версии 3.10 или совместимой версии Python 3. Остальные программные библиотеки устанавливаются автоматически из файла requirements.txt при выполнении сценария первичной настройки setup_env.bat.</w:t>
+      </w:r>
+    </w:p>
+    <w:p>
+      <w:pPr>
+        <w:pStyle w:val="aa"/>
+      </w:pPr>
+      <w:r>
+        <w:t>К основным используемым библиотекам относятся:</w:t>
+      </w:r>
+    </w:p>
+    <w:p>
+      <w:pPr>
+        <w:pStyle w:val="aa"/>
+      </w:pPr>
+      <w:r>
+        <w:t>- PySide6 версии 6.6 или выше;</w:t>
+      </w:r>
+    </w:p>
+    <w:p>
+      <w:pPr>
+        <w:pStyle w:val="aa"/>
+      </w:pPr>
+      <w:r>
+        <w:t xml:space="preserve">- </w:t>
+      </w:r>
+      <w:proofErr w:type="spellStart"/>
+      <w:r>
+        <w:t>Ultralytics</w:t>
+      </w:r>
+      <w:proofErr w:type="spellEnd"/>
+      <w:r>
+        <w:t xml:space="preserve"> версии 8.3 или выше;</w:t>
+      </w:r>
+    </w:p>
+    <w:p>
+      <w:pPr>
+        <w:pStyle w:val="aa"/>
+      </w:pPr>
+      <w:r>
+        <w:t xml:space="preserve">- </w:t>
+      </w:r>
+      <w:proofErr w:type="spellStart"/>
+      <w:r>
+        <w:t>opencv-python</w:t>
+      </w:r>
+      <w:proofErr w:type="spellEnd"/>
+      <w:r>
+        <w:t xml:space="preserve"> версии 4.8 или выше;</w:t>
+      </w:r>
+    </w:p>
+    <w:p>
+      <w:pPr>
+        <w:pStyle w:val="aa"/>
+      </w:pPr>
+      <w:r>
+        <w:t xml:space="preserve">- </w:t>
+      </w:r>
+      <w:proofErr w:type="spellStart"/>
+      <w:r>
+        <w:t>matplotlib</w:t>
+      </w:r>
+      <w:proofErr w:type="spellEnd"/>
+      <w:r>
+        <w:t xml:space="preserve"> версии 3.8 или выше;</w:t>
+      </w:r>
+    </w:p>
+    <w:p>
+      <w:pPr>
+        <w:pStyle w:val="aa"/>
+      </w:pPr>
+      <w:r>
+        <w:t xml:space="preserve">- </w:t>
+      </w:r>
+      <w:proofErr w:type="spellStart"/>
+      <w:r>
+        <w:t>requests</w:t>
+      </w:r>
+      <w:proofErr w:type="spellEnd"/>
+      <w:r>
+        <w:t xml:space="preserve"> версии 2.31 или выше;</w:t>
+      </w:r>
+    </w:p>
+    <w:p>
+      <w:pPr>
+        <w:pStyle w:val="aa"/>
+      </w:pPr>
+      <w:r>
+        <w:t xml:space="preserve">- </w:t>
+      </w:r>
+      <w:proofErr w:type="spellStart"/>
+      <w:r>
+        <w:t>torch</w:t>
+      </w:r>
+      <w:proofErr w:type="spellEnd"/>
+      <w:r>
+        <w:t xml:space="preserve"> версии 2.3 или выше;</w:t>
+      </w:r>
+    </w:p>
+    <w:p>
+      <w:pPr>
+        <w:pStyle w:val="aa"/>
+      </w:pPr>
+      <w:r>
+        <w:t xml:space="preserve">- </w:t>
+      </w:r>
+      <w:proofErr w:type="spellStart"/>
+      <w:r>
+        <w:t>numpy</w:t>
+      </w:r>
+      <w:proofErr w:type="spellEnd"/>
+      <w:r>
+        <w:t xml:space="preserve"> версии 1.26 или выше;</w:t>
+      </w:r>
+    </w:p>
+    <w:p>
+      <w:pPr>
+        <w:pStyle w:val="aa"/>
+      </w:pPr>
+      <w:r>
+        <w:t xml:space="preserve">- </w:t>
+      </w:r>
+      <w:proofErr w:type="spellStart"/>
+      <w:r>
+        <w:t>deepface</w:t>
+      </w:r>
+      <w:proofErr w:type="spellEnd"/>
+      <w:r>
+        <w:t xml:space="preserve"> версии 0.0.93 или выше.</w:t>
+      </w:r>
+    </w:p>
+    <w:p>
+      <w:pPr>
+        <w:pStyle w:val="aa"/>
+      </w:pPr>
+      <w:r>
+        <w:t xml:space="preserve">Для корректной работы программы необходимо сохранить структуру каталогов проекта. На новый компьютер должны быть перенесены каталоги </w:t>
+      </w:r>
+      <w:proofErr w:type="spellStart"/>
+      <w:r>
+        <w:t>analytics</w:t>
+      </w:r>
+      <w:proofErr w:type="spellEnd"/>
+      <w:r>
+        <w:t xml:space="preserve">, </w:t>
+      </w:r>
+      <w:proofErr w:type="spellStart"/>
+      <w:r>
+        <w:t>configs</w:t>
+      </w:r>
+      <w:proofErr w:type="spellEnd"/>
+      <w:r>
+        <w:t xml:space="preserve">, </w:t>
+      </w:r>
+      <w:proofErr w:type="spellStart"/>
+      <w:r>
+        <w:t>core</w:t>
+      </w:r>
+      <w:proofErr w:type="spellEnd"/>
+      <w:r>
+        <w:t xml:space="preserve">, </w:t>
+      </w:r>
+      <w:proofErr w:type="spellStart"/>
+      <w:r>
+        <w:t>services</w:t>
+      </w:r>
+      <w:proofErr w:type="spellEnd"/>
+      <w:r>
+        <w:t xml:space="preserve">, </w:t>
+      </w:r>
+      <w:proofErr w:type="spellStart"/>
+      <w:r>
+        <w:t>ui</w:t>
+      </w:r>
+      <w:proofErr w:type="spellEnd"/>
+      <w:r>
+        <w:t xml:space="preserve"> и </w:t>
+      </w:r>
+      <w:proofErr w:type="spellStart"/>
+      <w:r>
+        <w:t>weights</w:t>
+      </w:r>
+      <w:proofErr w:type="spellEnd"/>
+      <w:r>
+        <w:t xml:space="preserve">, а также файлы main.py, diagnose.py, requirements.txt, setup_env.bat и run_app.bat. Файл модели weights/face_yolov8n.pt должен находиться в каталоге </w:t>
+      </w:r>
+      <w:proofErr w:type="spellStart"/>
+      <w:r>
+        <w:t>weights</w:t>
+      </w:r>
+      <w:proofErr w:type="spellEnd"/>
+      <w:r>
+        <w:t xml:space="preserve">. Каталоги </w:t>
+      </w:r>
+      <w:proofErr w:type="spellStart"/>
+      <w:r>
+        <w:t>data</w:t>
+      </w:r>
+      <w:proofErr w:type="spellEnd"/>
+      <w:r>
+        <w:t xml:space="preserve"> и </w:t>
+      </w:r>
+      <w:proofErr w:type="spellStart"/>
+      <w:r>
+        <w:t>logs</w:t>
+      </w:r>
+      <w:proofErr w:type="spellEnd"/>
+      <w:r>
+        <w:t xml:space="preserve"> переносятся только при необходимости сохранения ранее накопленной базы пользователей и журналов сессий; при чистом запуске они создаются программой автоматически.</w:t>
+      </w:r>
+    </w:p>
+    <w:p>
+      <w:pPr>
+        <w:pStyle w:val="aa"/>
+      </w:pPr>
+      <w:r>
+        <w:t xml:space="preserve">Первичная настройка приложения выполняется запуском файла setup_env.bat из корневого каталога проекта. Данный сценарий создает виртуальное </w:t>
+      </w:r>
+      <w:proofErr w:type="gramStart"/>
+      <w:r>
+        <w:t>окружение .</w:t>
+      </w:r>
+      <w:proofErr w:type="spellStart"/>
+      <w:r>
+        <w:t>venv</w:t>
+      </w:r>
+      <w:proofErr w:type="spellEnd"/>
+      <w:proofErr w:type="gramEnd"/>
+      <w:r>
+        <w:t>, устанавливает необходимые зависимости из requirements.txt и запускает проверку окружения с помощью diagnose.py. После успешной проверки приложение готово к использованию.</w:t>
+      </w:r>
+    </w:p>
+    <w:p>
+      <w:pPr>
+        <w:pStyle w:val="aa"/>
+      </w:pPr>
+      <w:r>
+        <w:t xml:space="preserve">Для последующих запусков программы используется файл run_app.bat. Он запускает приложение без необходимости ручного открытия терминала и </w:t>
+      </w:r>
+      <w:r>
         <w:lastRenderedPageBreak/>
-        <w:t xml:space="preserve">Перед началом работы приложения требуется установка интерпретатора </w:t>
-      </w:r>
-      <w:r>
-        <w:t>Python</w:t>
-      </w:r>
-      <w:r>
-        <w:t xml:space="preserve"> и соответствующих библиотек, а именно:</w:t>
-      </w:r>
-    </w:p>
-    <w:p>
-      <w:pPr>
-        <w:pStyle w:val="aa"/>
-      </w:pPr>
-      <w:r>
-        <w:t xml:space="preserve">- </w:t>
-      </w:r>
-      <w:r>
-        <w:t>Python</w:t>
-      </w:r>
-      <w:r>
-        <w:t xml:space="preserve"> версии 3.10 или совместимой версии </w:t>
-      </w:r>
-      <w:r>
-        <w:t>Python</w:t>
-      </w:r>
-      <w:r>
-        <w:t xml:space="preserve"> 3;</w:t>
-      </w:r>
-    </w:p>
-    <w:p>
-      <w:pPr>
-        <w:pStyle w:val="aa"/>
-      </w:pPr>
-      <w:r>
-        <w:t xml:space="preserve">- </w:t>
-      </w:r>
-      <w:r>
-        <w:t>PySide</w:t>
-      </w:r>
-      <w:r>
-        <w:t>6 версии 6.6 или выше;</w:t>
-      </w:r>
-    </w:p>
-    <w:p>
-      <w:pPr>
-        <w:pStyle w:val="aa"/>
-      </w:pPr>
-      <w:r>
-        <w:t xml:space="preserve">- </w:t>
-      </w:r>
-      <w:r>
-        <w:t>Ultralytics</w:t>
-      </w:r>
-      <w:r>
-        <w:t xml:space="preserve"> версии 8.3 или выше;</w:t>
-      </w:r>
-    </w:p>
-    <w:p>
-      <w:pPr>
-        <w:pStyle w:val="aa"/>
-      </w:pPr>
-      <w:r>
-        <w:t xml:space="preserve">- </w:t>
-      </w:r>
-      <w:r>
-        <w:t>opencv</w:t>
-      </w:r>
-      <w:r>
-        <w:t>-</w:t>
-      </w:r>
+        <w:t xml:space="preserve">ввода команды </w:t>
+      </w:r>
+      <w:proofErr w:type="spellStart"/>
       <w:r>
         <w:t>python</w:t>
       </w:r>
-      <w:r>
-        <w:t xml:space="preserve"> версии 4.8 или выше;</w:t>
-      </w:r>
-    </w:p>
-    <w:p>
-      <w:pPr>
-        <w:pStyle w:val="aa"/>
-      </w:pPr>
-      <w:r>
-        <w:t xml:space="preserve">- </w:t>
-      </w:r>
-      <w:r>
-        <w:t>matplotlib</w:t>
-      </w:r>
-      <w:r>
-        <w:t xml:space="preserve"> версии 3.8 или выше;</w:t>
-      </w:r>
-    </w:p>
-    <w:p>
-      <w:pPr>
-        <w:pStyle w:val="aa"/>
-      </w:pPr>
-      <w:r>
-        <w:t xml:space="preserve">- </w:t>
-      </w:r>
-      <w:r>
-        <w:t>requests</w:t>
-      </w:r>
-      <w:r>
-        <w:t xml:space="preserve"> версии 2.31 или выше;</w:t>
-      </w:r>
-    </w:p>
-    <w:p>
-      <w:pPr>
-        <w:pStyle w:val="aa"/>
-      </w:pPr>
-      <w:r>
-        <w:t xml:space="preserve">- </w:t>
-      </w:r>
-      <w:r>
-        <w:t>torch</w:t>
-      </w:r>
-      <w:r>
-        <w:t xml:space="preserve"> версии 2.3 или выше;</w:t>
-      </w:r>
-    </w:p>
-    <w:p>
-      <w:pPr>
-        <w:pStyle w:val="aa"/>
-      </w:pPr>
-      <w:r>
-        <w:t xml:space="preserve">- </w:t>
-      </w:r>
-      <w:r>
-        <w:t>numpy</w:t>
-      </w:r>
-      <w:r>
-        <w:t xml:space="preserve"> версии 1.26 или выше;</w:t>
-      </w:r>
-    </w:p>
-    <w:p>
-      <w:pPr>
-        <w:pStyle w:val="aa"/>
-      </w:pPr>
-      <w:r>
-        <w:t xml:space="preserve">- </w:t>
-      </w:r>
-      <w:r>
-        <w:t>deepface</w:t>
-      </w:r>
-      <w:r>
-        <w:t xml:space="preserve"> версии 0.0.93 или выше.</w:t>
-      </w:r>
-    </w:p>
-    <w:p>
-      <w:pPr>
-        <w:pStyle w:val="aa"/>
-      </w:pPr>
-      <w:r>
-        <w:t xml:space="preserve">Рекомендуется устанавливать компоненты в виртуальное окружение, расположенное в каталоге проекта. Для установки зависимостей следует выполнить команду </w:t>
-      </w:r>
-      <w:r>
-        <w:t>pip</w:t>
-      </w:r>
+      <w:proofErr w:type="spellEnd"/>
+      <w:r>
+        <w:t xml:space="preserve"> main.py. При необходимости пользователь может создать ярлык для файла run_app.bat и разместить его на рабочем столе.</w:t>
+      </w:r>
+    </w:p>
+    <w:p>
+      <w:pPr>
+        <w:pStyle w:val="aa"/>
+      </w:pPr>
+      <w:r>
+        <w:t xml:space="preserve">До запуска мониторинга необходимо убедиться, что камера подключена и не занята другой программой, а файл </w:t>
+      </w:r>
+      <w:proofErr w:type="spellStart"/>
+      <w:r>
+        <w:t>configs</w:t>
+      </w:r>
+      <w:proofErr w:type="spellEnd"/>
+      <w:r>
+        <w:t>/</w:t>
+      </w:r>
+      <w:proofErr w:type="spellStart"/>
+      <w:r>
+        <w:t>settings.json</w:t>
+      </w:r>
+      <w:proofErr w:type="spellEnd"/>
+      <w:r>
+        <w:t xml:space="preserve"> содержит корректные параметры источника видеопотока, разрешения кадра, интервала анализа, путей к базе данных и журналам, а также настройки погодного сервиса.</w:t>
+      </w:r>
+    </w:p>
+    <w:p>
+      <w:pPr>
+        <w:pStyle w:val="aa"/>
+      </w:pPr>
+      <w:r>
+        <w:t>Для завершения работы программы следует остановить мониторинг кнопкой «Остановить» в главном окне приложения, после чего закрыть окно программы стандартными средствами операционной системы.</w:t>
+      </w:r>
+    </w:p>
+    <w:p>
+      <w:pPr>
+        <w:pStyle w:val="aa"/>
+      </w:pPr>
+    </w:p>
+    <w:p>
+      <w:pPr>
+        <w:pStyle w:val="aa"/>
+      </w:pPr>
+    </w:p>
+    <w:p>
+      <w:pPr>
+        <w:pStyle w:val="1"/>
+      </w:pPr>
+      <w:bookmarkStart w:id="3" w:name="_Toc105672765"/>
+      <w:r>
+        <w:t>4 Проверка программы</w:t>
+      </w:r>
+      <w:bookmarkEnd w:id="3"/>
+    </w:p>
+    <w:p>
+      <w:pPr>
+        <w:pStyle w:val="aa"/>
+      </w:pPr>
+    </w:p>
+    <w:p>
+      <w:pPr>
+        <w:pStyle w:val="aa"/>
+      </w:pPr>
+    </w:p>
+    <w:p>
+      <w:pPr>
+        <w:pStyle w:val="aa"/>
+      </w:pPr>
+      <w:r>
+        <w:t>Наиболее подходящий вариант проверки работоспособности данной программы - ручное функциональное тестирование по сценариям. Рассмотрим процесс тестирования приложения для эмоционального мониторинга аудитории.</w:t>
+      </w:r>
+    </w:p>
+    <w:p>
+      <w:pPr>
+        <w:pStyle w:val="aa"/>
+      </w:pPr>
+      <w:r>
+        <w:t xml:space="preserve">Тест-кейс </w:t>
+      </w:r>
+      <w:r>
+        <w:t>1</w:t>
+      </w:r>
+      <w:r>
+        <w:t>. «Запуск приложения»</w:t>
+      </w:r>
+    </w:p>
+    <w:p>
+      <w:pPr>
+        <w:pStyle w:val="aa"/>
+      </w:pPr>
+      <w:r>
+        <w:t xml:space="preserve">Предусловие: файл </w:t>
+      </w:r>
+      <w:r>
+        <w:t>main</w:t>
+      </w:r>
+      <w:r>
+        <w:t>.</w:t>
+      </w:r>
+      <w:r>
+        <w:t>py</w:t>
+      </w:r>
+      <w:r>
+        <w:t xml:space="preserve"> находится в корне проекта, зависимости установлены.</w:t>
+      </w:r>
+    </w:p>
+    <w:p>
+      <w:pPr>
+        <w:pStyle w:val="aa"/>
+      </w:pPr>
+      <w:r>
+        <w:t>Действия тестировщика:</w:t>
+      </w:r>
+    </w:p>
+    <w:p>
+      <w:pPr>
+        <w:pStyle w:val="aa"/>
+      </w:pPr>
+      <w:r>
+        <w:t>1</w:t>
+      </w:r>
+      <w:r>
+        <w:t>.</w:t>
+      </w:r>
+      <w:r>
+        <w:t xml:space="preserve"> Запустить приложение командой </w:t>
+      </w:r>
+      <w:proofErr w:type="spellStart"/>
+      <w:r>
+        <w:t>python</w:t>
+      </w:r>
+      <w:proofErr w:type="spellEnd"/>
       <w:r>
         <w:t xml:space="preserve"> </w:t>
       </w:r>
       <w:r>
-        <w:t>install</w:t>
-      </w:r>
-      <w:r>
-        <w:t xml:space="preserve"> -</w:t>
-      </w:r>
-      <w:r>
-        <w:t>r</w:t>
-      </w:r>
+        <w:t>main</w:t>
+      </w:r>
+      <w:r>
+        <w:t>.</w:t>
+      </w:r>
+      <w:r>
+        <w:t>py</w:t>
+      </w:r>
+      <w:r>
+        <w:t>.</w:t>
+      </w:r>
+    </w:p>
+    <w:p>
+      <w:pPr>
+        <w:pStyle w:val="aa"/>
+      </w:pPr>
+      <w:r>
+        <w:t>2</w:t>
+      </w:r>
+      <w:r>
+        <w:t>.</w:t>
+      </w:r>
+      <w:r>
+        <w:t xml:space="preserve"> Дождаться открытия главного окна приложения.</w:t>
+      </w:r>
+    </w:p>
+    <w:p>
+      <w:pPr>
+        <w:pStyle w:val="aa"/>
+      </w:pPr>
+      <w:r>
+        <w:t xml:space="preserve">Ожидаемый результат: на устройстве пользователя запускается приложение </w:t>
+      </w:r>
+      <w:proofErr w:type="spellStart"/>
+      <w:r>
+        <w:t>Emotion</w:t>
+      </w:r>
+      <w:proofErr w:type="spellEnd"/>
       <w:r>
         <w:t xml:space="preserve"> </w:t>
       </w:r>
       <w:r>
-        <w:t>requirements</w:t>
-      </w:r>
-      <w:r>
-        <w:t>.</w:t>
-      </w:r>
-      <w:r>
-        <w:t>txt</w:t>
-      </w:r>
-      <w:r>
-        <w:t>.</w:t>
-      </w:r>
-    </w:p>
-    <w:p>
-      <w:pPr>
-        <w:pStyle w:val="aa"/>
-      </w:pPr>
-      <w:r>
-        <w:t xml:space="preserve">До запуска программы необходимо убедиться, что файл модели </w:t>
+        <w:t>Monitor</w:t>
+      </w:r>
+      <w:r>
+        <w:t>, отображается главное окно с разделами «Мониторинг» и «Пользователи».</w:t>
+      </w:r>
+    </w:p>
+    <w:p>
+      <w:pPr>
+        <w:pStyle w:val="aa"/>
+      </w:pPr>
+      <w:r>
+        <w:t xml:space="preserve">Тест-кейс </w:t>
+      </w:r>
+      <w:r>
+        <w:t>2</w:t>
+      </w:r>
+      <w:r>
+        <w:t>. «Запуск мониторинга видеопотока»</w:t>
+      </w:r>
+    </w:p>
+    <w:p>
+      <w:pPr>
+        <w:pStyle w:val="aa"/>
+      </w:pPr>
+      <w:r>
+        <w:lastRenderedPageBreak/>
+        <w:t xml:space="preserve">Предусловие: камера подключена и не занята другой программой, файл модели </w:t>
       </w:r>
       <w:r>
         <w:t>weights</w:t>
@@ -2438,20 +2887,264 @@
         <w:t>pt</w:t>
       </w:r>
       <w:r>
-        <w:t xml:space="preserve"> находится в каталоге </w:t>
-      </w:r>
-      <w:r>
-        <w:t>weights</w:t>
-      </w:r>
-      <w:r>
-        <w:t xml:space="preserve">, а файл </w:t>
-      </w:r>
+        <w:t xml:space="preserve"> доступен.</w:t>
+      </w:r>
+    </w:p>
+    <w:p>
+      <w:pPr>
+        <w:pStyle w:val="aa"/>
+      </w:pPr>
+      <w:r>
+        <w:t>Действия тестировщика:</w:t>
+      </w:r>
+    </w:p>
+    <w:p>
+      <w:pPr>
+        <w:pStyle w:val="aa"/>
+      </w:pPr>
+      <w:r>
+        <w:t>1</w:t>
+      </w:r>
+      <w:r>
+        <w:t>.</w:t>
+      </w:r>
+      <w:r>
+        <w:t xml:space="preserve"> Запустить приложение.</w:t>
+      </w:r>
+    </w:p>
+    <w:p>
+      <w:pPr>
+        <w:pStyle w:val="aa"/>
+      </w:pPr>
+      <w:r>
+        <w:t>2</w:t>
+      </w:r>
+      <w:r>
+        <w:t>.</w:t>
+      </w:r>
+      <w:r>
+        <w:t xml:space="preserve"> Нажать кнопку «Начать мониторинг».</w:t>
+      </w:r>
+    </w:p>
+    <w:p>
+      <w:pPr>
+        <w:pStyle w:val="aa"/>
+      </w:pPr>
+      <w:r>
+        <w:t>3</w:t>
+      </w:r>
+      <w:r>
+        <w:t>.</w:t>
+      </w:r>
+      <w:r>
+        <w:t xml:space="preserve"> Дождаться появления видеопотока в основном окне.</w:t>
+      </w:r>
+    </w:p>
+    <w:p>
+      <w:pPr>
+        <w:pStyle w:val="aa"/>
+      </w:pPr>
+      <w:r>
+        <w:t xml:space="preserve">Ожидаемый результат: приложение инициализирует видеопоток и модели анализа, отображает статус мониторинга, видеопоток и индикатор </w:t>
+      </w:r>
+      <w:r>
+        <w:t>LIVE</w:t>
+      </w:r>
+      <w:r>
+        <w:t>.</w:t>
+      </w:r>
+    </w:p>
+    <w:p>
+      <w:pPr>
+        <w:pStyle w:val="aa"/>
+      </w:pPr>
+      <w:r>
+        <w:t xml:space="preserve">Тест-кейс </w:t>
+      </w:r>
+      <w:r>
+        <w:t>3</w:t>
+      </w:r>
+      <w:r>
+        <w:t>. «Отображение результатов анализа лица»</w:t>
+      </w:r>
+    </w:p>
+    <w:p>
+      <w:pPr>
+        <w:pStyle w:val="aa"/>
+      </w:pPr>
+      <w:r>
+        <w:t>Предусловие: мониторинг запущен, в кадре присутствует лицо пользователя.</w:t>
+      </w:r>
+    </w:p>
+    <w:p>
+      <w:pPr>
+        <w:pStyle w:val="aa"/>
+      </w:pPr>
+      <w:r>
+        <w:t>Действия тестировщика:</w:t>
+      </w:r>
+    </w:p>
+    <w:p>
+      <w:pPr>
+        <w:pStyle w:val="aa"/>
+      </w:pPr>
+      <w:r>
+        <w:t>1</w:t>
+      </w:r>
+      <w:r>
+        <w:t>.</w:t>
+      </w:r>
+      <w:r>
+        <w:t xml:space="preserve"> Расположить лицо в области видимости камеры.</w:t>
+      </w:r>
+    </w:p>
+    <w:p>
+      <w:pPr>
+        <w:pStyle w:val="aa"/>
+      </w:pPr>
+      <w:r>
+        <w:t>2</w:t>
+      </w:r>
+      <w:r>
+        <w:t>.</w:t>
+      </w:r>
+      <w:r>
+        <w:t xml:space="preserve"> Дождаться обработки нескольких кадров.</w:t>
+      </w:r>
+    </w:p>
+    <w:p>
+      <w:pPr>
+        <w:pStyle w:val="aa"/>
+      </w:pPr>
+      <w:r>
+        <w:t>3</w:t>
+      </w:r>
+      <w:r>
+        <w:t>.</w:t>
+      </w:r>
+      <w:r>
+        <w:t xml:space="preserve"> Просмотреть видеопоток и правую панель аналитики.</w:t>
+      </w:r>
+    </w:p>
+    <w:p>
+      <w:pPr>
+        <w:pStyle w:val="aa"/>
+      </w:pPr>
+      <w:r>
+        <w:t>Ожидаемый результат: на видеопотоке отображается рамка лица и текстовая метка с идентификатором, полом, возрастом и эмоцией; в панели аналитики обновляются диаграмма и сведения о настроении.</w:t>
+      </w:r>
+    </w:p>
+    <w:p>
+      <w:pPr>
+        <w:pStyle w:val="aa"/>
+      </w:pPr>
+      <w:r>
+        <w:t xml:space="preserve">Тест-кейс </w:t>
+      </w:r>
+      <w:r>
+        <w:t>4</w:t>
+      </w:r>
+      <w:r>
+        <w:t>. «Переключение режима аналитики»</w:t>
+      </w:r>
+    </w:p>
+    <w:p>
+      <w:pPr>
+        <w:pStyle w:val="aa"/>
+      </w:pPr>
+      <w:r>
+        <w:t>Предусловие: мониторинг запущен, в сессии накоплены наблюдения.</w:t>
+      </w:r>
+    </w:p>
+    <w:p>
+      <w:pPr>
+        <w:pStyle w:val="aa"/>
+      </w:pPr>
+      <w:r>
+        <w:t>Действия тестировщика:</w:t>
+      </w:r>
+    </w:p>
+    <w:p>
+      <w:pPr>
+        <w:pStyle w:val="aa"/>
+      </w:pPr>
+      <w:r>
+        <w:t>1</w:t>
+      </w:r>
+      <w:r>
+        <w:t>.</w:t>
+      </w:r>
+      <w:r>
+        <w:t xml:space="preserve"> Нажать переключатель «Текущий кадр».</w:t>
+      </w:r>
+    </w:p>
+    <w:p>
+      <w:pPr>
+        <w:pStyle w:val="aa"/>
+      </w:pPr>
+      <w:r>
+        <w:t>2</w:t>
+      </w:r>
+      <w:r>
+        <w:t>.</w:t>
+      </w:r>
+      <w:r>
+        <w:t xml:space="preserve"> Нажать переключатель «Сессия».</w:t>
+      </w:r>
+    </w:p>
+    <w:p>
+      <w:pPr>
+        <w:pStyle w:val="aa"/>
+      </w:pPr>
+      <w:r>
+        <w:t>3</w:t>
+      </w:r>
+      <w:r>
+        <w:t>.</w:t>
+      </w:r>
+      <w:r>
+        <w:t xml:space="preserve"> Сравнить отображаемые значения диаграммы и общего настроения.</w:t>
+      </w:r>
+    </w:p>
+    <w:p>
+      <w:pPr>
+        <w:pStyle w:val="aa"/>
+      </w:pPr>
+      <w:r>
+        <w:t>Ожидаемый результат: в режиме текущего кадра отображаются показатели активных лиц, а в режиме сессии - накопленные показатели за время мониторинга.</w:t>
+      </w:r>
+    </w:p>
+    <w:p>
+      <w:pPr>
+        <w:pStyle w:val="aa"/>
+      </w:pPr>
+      <w:r>
+        <w:t xml:space="preserve">Тест-кейс </w:t>
+      </w:r>
+      <w:r>
+        <w:t>5</w:t>
+      </w:r>
+      <w:r>
+        <w:t>. «Получение погодных данных»</w:t>
+      </w:r>
+    </w:p>
+    <w:p>
+      <w:pPr>
+        <w:pStyle w:val="aa"/>
+      </w:pPr>
+      <w:r>
+        <w:lastRenderedPageBreak/>
+        <w:t xml:space="preserve">Предусловие: в файле </w:t>
+      </w:r>
+      <w:proofErr w:type="spellStart"/>
       <w:r>
         <w:t>configs</w:t>
       </w:r>
+      <w:proofErr w:type="spellEnd"/>
       <w:r>
         <w:t>/</w:t>
       </w:r>
+      <w:proofErr w:type="spellStart"/>
       <w:r>
         <w:t>settings</w:t>
       </w:r>
@@ -2461,108 +3154,463 @@
       <w:r>
         <w:t>json</w:t>
       </w:r>
-      <w:r>
-        <w:t xml:space="preserve"> содержит корректные параметры источника видеопотока, разрешения кадра, интервала анализа, путей к базе данных и журналам, а также настройки погодного сервиса.</w:t>
-      </w:r>
-    </w:p>
-    <w:p>
-      <w:pPr>
-        <w:pStyle w:val="aa"/>
-      </w:pPr>
-      <w:r>
-        <w:t xml:space="preserve">Проверка окружения выполняется запуском скрипта </w:t>
-      </w:r>
-      <w:r>
-        <w:t>diagnose</w:t>
-      </w:r>
-      <w:r>
-        <w:t>.</w:t>
-      </w:r>
-      <w:r>
-        <w:t>py</w:t>
-      </w:r>
-      <w:r>
-        <w:t xml:space="preserve">. После установки необходимых компонентов требуется запустить скрипт </w:t>
-      </w:r>
-      <w:r>
-        <w:t>main</w:t>
-      </w:r>
-      <w:r>
-        <w:t>.</w:t>
-      </w:r>
-      <w:r>
-        <w:t>py</w:t>
-      </w:r>
-      <w:r>
-        <w:t xml:space="preserve"> через терминал или командную строку в папке проекта командой </w:t>
-      </w:r>
-      <w:r>
-        <w:t>python</w:t>
-      </w:r>
-      <w:r>
-        <w:t xml:space="preserve"> </w:t>
-      </w:r>
-      <w:r>
-        <w:t>main</w:t>
-      </w:r>
-      <w:r>
-        <w:t>.</w:t>
-      </w:r>
-      <w:r>
-        <w:t>py</w:t>
-      </w:r>
-      <w:r>
-        <w:t xml:space="preserve">. Важно при этом сохранить иерархию имеющихся компонентных вспомогательных скриптов, каталогов </w:t>
-      </w:r>
-      <w:r>
-        <w:t>configs</w:t>
-      </w:r>
-      <w:r>
-        <w:t xml:space="preserve">, </w:t>
-      </w:r>
-      <w:r>
-        <w:t>weights</w:t>
-      </w:r>
-      <w:r>
-        <w:t xml:space="preserve">, </w:t>
-      </w:r>
-      <w:r>
-        <w:t>core</w:t>
-      </w:r>
-      <w:r>
-        <w:t xml:space="preserve">, </w:t>
-      </w:r>
-      <w:r>
-        <w:t>services</w:t>
-      </w:r>
-      <w:r>
-        <w:t xml:space="preserve">, </w:t>
-      </w:r>
-      <w:r>
-        <w:t>analytics</w:t>
-      </w:r>
-      <w:r>
-        <w:t xml:space="preserve"> и </w:t>
-      </w:r>
-      <w:r>
-        <w:t>ui</w:t>
-      </w:r>
-      <w:r>
-        <w:t>.</w:t>
-      </w:r>
-    </w:p>
-    <w:p>
-      <w:pPr>
-        <w:pStyle w:val="aa"/>
-      </w:pPr>
-      <w:r>
-        <w:t>Для завершения работы программы следует остановить мониторинг кнопкой «Остановить» в главном окне приложения, после чего закрыть окно программы стандартными средствами операционной системы.</w:t>
-      </w:r>
-    </w:p>
-    <w:p>
-      <w:pPr>
-        <w:pStyle w:val="aa"/>
-      </w:pPr>
+      <w:proofErr w:type="spellEnd"/>
+      <w:r>
+        <w:t xml:space="preserve"> включен параметр </w:t>
+      </w:r>
+      <w:proofErr w:type="spellStart"/>
+      <w:proofErr w:type="gramStart"/>
+      <w:r>
+        <w:t>weather</w:t>
+      </w:r>
+      <w:r>
+        <w:t>.</w:t>
+      </w:r>
+      <w:r>
+        <w:t>enabled</w:t>
+      </w:r>
+      <w:proofErr w:type="spellEnd"/>
+      <w:proofErr w:type="gramEnd"/>
+      <w:r>
+        <w:t>, доступно подключение к сети Интернет.</w:t>
+      </w:r>
+    </w:p>
+    <w:p>
+      <w:pPr>
+        <w:pStyle w:val="aa"/>
+      </w:pPr>
+      <w:r>
+        <w:t>Действия тестировщика:</w:t>
+      </w:r>
+    </w:p>
+    <w:p>
+      <w:pPr>
+        <w:pStyle w:val="aa"/>
+      </w:pPr>
+      <w:r>
+        <w:t>1</w:t>
+      </w:r>
+      <w:r>
+        <w:t>.</w:t>
+      </w:r>
+      <w:r>
+        <w:t xml:space="preserve"> Запустить приложение.</w:t>
+      </w:r>
+    </w:p>
+    <w:p>
+      <w:pPr>
+        <w:pStyle w:val="aa"/>
+      </w:pPr>
+      <w:r>
+        <w:t>2</w:t>
+      </w:r>
+      <w:r>
+        <w:t>.</w:t>
+      </w:r>
+      <w:r>
+        <w:t xml:space="preserve"> Начать мониторинг.</w:t>
+      </w:r>
+    </w:p>
+    <w:p>
+      <w:pPr>
+        <w:pStyle w:val="aa"/>
+      </w:pPr>
+      <w:r>
+        <w:t>3</w:t>
+      </w:r>
+      <w:r>
+        <w:t>.</w:t>
+      </w:r>
+      <w:r>
+        <w:t xml:space="preserve"> Дождаться обновления погодного блока.</w:t>
+      </w:r>
+    </w:p>
+    <w:p>
+      <w:pPr>
+        <w:pStyle w:val="aa"/>
+      </w:pPr>
+      <w:r>
+        <w:t>Ожидаемый результат: в интерфейсе отображаются название локации, температура и описание погоды; при недоступности сервиса приложение продолжает работу и сообщает, что погодные данные временно недоступны.</w:t>
+      </w:r>
+    </w:p>
+    <w:p>
+      <w:pPr>
+        <w:pStyle w:val="aa"/>
+      </w:pPr>
+      <w:r>
+        <w:t xml:space="preserve">Тест-кейс </w:t>
+      </w:r>
+      <w:r>
+        <w:t>6</w:t>
+      </w:r>
+      <w:r>
+        <w:t>. «Завершение мониторинга и сохранение данных»</w:t>
+      </w:r>
+    </w:p>
+    <w:p>
+      <w:pPr>
+        <w:pStyle w:val="aa"/>
+      </w:pPr>
+      <w:r>
+        <w:t>Предусловие: мониторинг запущен и выполнено не менее одного наблюдения.</w:t>
+      </w:r>
+    </w:p>
+    <w:p>
+      <w:pPr>
+        <w:pStyle w:val="aa"/>
+      </w:pPr>
+      <w:r>
+        <w:t>Действия тестировщика:</w:t>
+      </w:r>
+    </w:p>
+    <w:p>
+      <w:pPr>
+        <w:pStyle w:val="aa"/>
+      </w:pPr>
+      <w:r>
+        <w:t>1</w:t>
+      </w:r>
+      <w:r>
+        <w:t>.</w:t>
+      </w:r>
+      <w:r>
+        <w:t xml:space="preserve"> Нажать кнопку «Остановить».</w:t>
+      </w:r>
+    </w:p>
+    <w:p>
+      <w:pPr>
+        <w:pStyle w:val="aa"/>
+      </w:pPr>
+      <w:r>
+        <w:t>2</w:t>
+      </w:r>
+      <w:r>
+        <w:t>.</w:t>
+      </w:r>
+      <w:r>
+        <w:t xml:space="preserve"> Дождаться завершения сессии.</w:t>
+      </w:r>
+    </w:p>
+    <w:p>
+      <w:pPr>
+        <w:pStyle w:val="aa"/>
+      </w:pPr>
+      <w:r>
+        <w:t>3</w:t>
+      </w:r>
+      <w:r>
+        <w:t>.</w:t>
+      </w:r>
+      <w:r>
+        <w:t xml:space="preserve"> Проверить наличие файлов в каталоге </w:t>
+      </w:r>
+      <w:proofErr w:type="spellStart"/>
+      <w:r>
+        <w:t>logs</w:t>
+      </w:r>
+      <w:proofErr w:type="spellEnd"/>
+      <w:r>
+        <w:t xml:space="preserve"> и записей в базе </w:t>
+      </w:r>
+      <w:proofErr w:type="spellStart"/>
+      <w:r>
+        <w:t>data</w:t>
+      </w:r>
+      <w:proofErr w:type="spellEnd"/>
+      <w:r>
+        <w:t>/</w:t>
+      </w:r>
+      <w:proofErr w:type="spellStart"/>
+      <w:r>
+        <w:t>emotion</w:t>
+      </w:r>
+      <w:r>
+        <w:t>_</w:t>
+      </w:r>
+      <w:r>
+        <w:t>monitor</w:t>
+      </w:r>
+      <w:r>
+        <w:t>.</w:t>
+      </w:r>
+      <w:r>
+        <w:t>db</w:t>
+      </w:r>
+      <w:proofErr w:type="spellEnd"/>
+      <w:r>
+        <w:t>.</w:t>
+      </w:r>
+    </w:p>
+    <w:p>
+      <w:pPr>
+        <w:pStyle w:val="aa"/>
+      </w:pPr>
+      <w:r>
+        <w:t>Ожидаемый результат: программа освобождает видеопоток, сохраняет журнал наблюдений, итоговую сводку сессии и обновляет локальную базу пользователей.</w:t>
+      </w:r>
+    </w:p>
+    <w:p>
+      <w:pPr>
+        <w:pStyle w:val="aa"/>
+      </w:pPr>
+      <w:r>
+        <w:t xml:space="preserve">Тест-кейс </w:t>
+      </w:r>
+      <w:r>
+        <w:t>7</w:t>
+      </w:r>
+      <w:r>
+        <w:t>. «Поиск пользователя в базе»</w:t>
+      </w:r>
+    </w:p>
+    <w:p>
+      <w:pPr>
+        <w:pStyle w:val="aa"/>
+      </w:pPr>
+      <w:r>
+        <w:t>Предусловие: после завершения хотя бы одной сессии в базе данных имеются записи пользователей.</w:t>
+      </w:r>
+    </w:p>
+    <w:p>
+      <w:pPr>
+        <w:pStyle w:val="aa"/>
+      </w:pPr>
+      <w:r>
+        <w:t>Действия тестировщика:</w:t>
+      </w:r>
+    </w:p>
+    <w:p>
+      <w:pPr>
+        <w:pStyle w:val="aa"/>
+      </w:pPr>
+      <w:r>
+        <w:t>1</w:t>
+      </w:r>
+      <w:r>
+        <w:t>.</w:t>
+      </w:r>
+      <w:r>
+        <w:t xml:space="preserve"> Открыть раздел «Пользователи».</w:t>
+      </w:r>
+    </w:p>
+    <w:p>
+      <w:pPr>
+        <w:pStyle w:val="aa"/>
+      </w:pPr>
+      <w:r>
+        <w:t>2</w:t>
+      </w:r>
+      <w:r>
+        <w:t>.</w:t>
+      </w:r>
+      <w:r>
+        <w:t xml:space="preserve"> Ввести часть имени или идентификатор пользователя.</w:t>
+      </w:r>
+    </w:p>
+    <w:p>
+      <w:pPr>
+        <w:pStyle w:val="aa"/>
+      </w:pPr>
+      <w:r>
+        <w:t>3</w:t>
+      </w:r>
+      <w:r>
+        <w:t>.</w:t>
+      </w:r>
+      <w:r>
+        <w:t xml:space="preserve"> При необходимости выбрать фильтр пола или возрастной группы.</w:t>
+      </w:r>
+    </w:p>
+    <w:p>
+      <w:pPr>
+        <w:pStyle w:val="aa"/>
+      </w:pPr>
+      <w:r>
+        <w:t>4</w:t>
+      </w:r>
+      <w:r>
+        <w:t>.</w:t>
+      </w:r>
+      <w:r>
+        <w:t xml:space="preserve"> Выбрать найденную запись.</w:t>
+      </w:r>
+    </w:p>
+    <w:p>
+      <w:pPr>
+        <w:pStyle w:val="aa"/>
+      </w:pPr>
+      <w:r>
+        <w:lastRenderedPageBreak/>
+        <w:t>Ожидаемый результат: в списке отображаются подходящие пользователи, а в области сведений выводятся идентификатор, имя, пол, возрастная группа, количество сессий, наблюдений и последняя эмоция.</w:t>
+      </w:r>
+    </w:p>
+    <w:p>
+      <w:pPr>
+        <w:pStyle w:val="aa"/>
+      </w:pPr>
+      <w:r>
+        <w:t xml:space="preserve">Тест-кейс </w:t>
+      </w:r>
+      <w:r>
+        <w:t>8</w:t>
+      </w:r>
+      <w:r>
+        <w:t>. «Переименование пользователя»</w:t>
+      </w:r>
+    </w:p>
+    <w:p>
+      <w:pPr>
+        <w:pStyle w:val="aa"/>
+      </w:pPr>
+      <w:r>
+        <w:t>Предусловие: в разделе «Пользователи» выбрана существующая запись.</w:t>
+      </w:r>
+    </w:p>
+    <w:p>
+      <w:pPr>
+        <w:pStyle w:val="aa"/>
+      </w:pPr>
+      <w:r>
+        <w:t>Действия тестировщика:</w:t>
+      </w:r>
+    </w:p>
+    <w:p>
+      <w:pPr>
+        <w:pStyle w:val="aa"/>
+      </w:pPr>
+      <w:r>
+        <w:t>1</w:t>
+      </w:r>
+      <w:r>
+        <w:t>.</w:t>
+      </w:r>
+      <w:r>
+        <w:t xml:space="preserve"> Ввести новое отображаемое имя пользователя.</w:t>
+      </w:r>
+    </w:p>
+    <w:p>
+      <w:pPr>
+        <w:pStyle w:val="aa"/>
+      </w:pPr>
+      <w:r>
+        <w:t>2</w:t>
+      </w:r>
+      <w:r>
+        <w:t>.</w:t>
+      </w:r>
+      <w:r>
+        <w:t xml:space="preserve"> Нажать кнопку «Сохранить имя».</w:t>
+      </w:r>
+    </w:p>
+    <w:p>
+      <w:pPr>
+        <w:pStyle w:val="aa"/>
+      </w:pPr>
+      <w:r>
+        <w:t>3</w:t>
+      </w:r>
+      <w:r>
+        <w:t>.</w:t>
+      </w:r>
+      <w:r>
+        <w:t xml:space="preserve"> Обновить список пользователей.</w:t>
+      </w:r>
+    </w:p>
+    <w:p>
+      <w:pPr>
+        <w:pStyle w:val="aa"/>
+      </w:pPr>
+      <w:r>
+        <w:t>Ожидаемый результат: отображаемое имя пользователя изменяется в локальной базе данных и выводится в списке пользователей.</w:t>
+      </w:r>
+    </w:p>
+    <w:p>
+      <w:pPr>
+        <w:pStyle w:val="aa"/>
+      </w:pPr>
+      <w:r>
+        <w:t xml:space="preserve">Тест-кейс </w:t>
+      </w:r>
+      <w:r>
+        <w:t>9</w:t>
+      </w:r>
+      <w:r>
+        <w:t>. «Удаление пользователя»</w:t>
+      </w:r>
+    </w:p>
+    <w:p>
+      <w:pPr>
+        <w:pStyle w:val="aa"/>
+      </w:pPr>
+      <w:r>
+        <w:t>Предусловие: в разделе «Пользователи» выбрана существующая запись.</w:t>
+      </w:r>
+    </w:p>
+    <w:p>
+      <w:pPr>
+        <w:pStyle w:val="aa"/>
+      </w:pPr>
+      <w:r>
+        <w:t>Действия тестировщика:</w:t>
+      </w:r>
+    </w:p>
+    <w:p>
+      <w:pPr>
+        <w:pStyle w:val="aa"/>
+      </w:pPr>
+      <w:r>
+        <w:t>1</w:t>
+      </w:r>
+      <w:r>
+        <w:t>.</w:t>
+      </w:r>
+      <w:r>
+        <w:t xml:space="preserve"> Нажать кнопку «Удалить пользователя».</w:t>
+      </w:r>
+    </w:p>
+    <w:p>
+      <w:pPr>
+        <w:pStyle w:val="aa"/>
+      </w:pPr>
+      <w:r>
+        <w:t>2</w:t>
+      </w:r>
+      <w:r>
+        <w:t>.</w:t>
+      </w:r>
+      <w:r>
+        <w:t xml:space="preserve"> Подтвердить удаление в диалоговом окне.</w:t>
+      </w:r>
+    </w:p>
+    <w:p>
+      <w:pPr>
+        <w:pStyle w:val="aa"/>
+      </w:pPr>
+      <w:r>
+        <w:t>3</w:t>
+      </w:r>
+      <w:r>
+        <w:t>.</w:t>
+      </w:r>
+      <w:r>
+        <w:t xml:space="preserve"> Проверить список пользователей.</w:t>
+      </w:r>
+    </w:p>
+    <w:p>
+      <w:pPr>
+        <w:pStyle w:val="aa"/>
+      </w:pPr>
+      <w:r>
+        <w:t xml:space="preserve">Ожидаемый результат: выбранная запись удаляется из локальной базы данных, а файлы журналов в каталоге </w:t>
+      </w:r>
+      <w:proofErr w:type="spellStart"/>
+      <w:r>
+        <w:t>logs</w:t>
+      </w:r>
+      <w:proofErr w:type="spellEnd"/>
+      <w:r>
+        <w:t xml:space="preserve"> остаются без изменений.</w:t>
+      </w:r>
     </w:p>
     <w:p>
       <w:pPr>
@@ -2584,69 +3632,314 @@
       <w:pPr>
         <w:pStyle w:val="1"/>
       </w:pPr>
-      <w:bookmarkStart w:id="3" w:name="_Toc105672765"/>
-      <w:r>
-        <w:t>4 Проверка программы</w:t>
-      </w:r>
-      <w:bookmarkEnd w:id="3"/>
-    </w:p>
-    <w:p>
-      <w:pPr>
-        <w:pStyle w:val="aa"/>
-      </w:pPr>
-    </w:p>
-    <w:p>
-      <w:pPr>
-        <w:pStyle w:val="aa"/>
-      </w:pPr>
-    </w:p>
-    <w:p>
-      <w:pPr>
-        <w:pStyle w:val="aa"/>
-      </w:pPr>
-      <w:r>
-        <w:t>Наиболее подходящий вариант проверки работоспособности данной программы - ручное функциональное тестирование по сценариям. Рассмотрим процесс тестирования приложения для эмоционального мониторинга аудитории.</w:t>
-      </w:r>
-    </w:p>
-    <w:p>
-      <w:pPr>
-        <w:pStyle w:val="aa"/>
-      </w:pPr>
-      <w:r>
-        <w:t>Тест-кейс 1. «Проверка программного окружения»</w:t>
-      </w:r>
-    </w:p>
-    <w:p>
-      <w:pPr>
-        <w:pStyle w:val="aa"/>
-      </w:pPr>
-      <w:r>
-        <w:t>Предусловие: системный программист находится в каталоге проекта, виртуальное окружение создано или активировано.</w:t>
-      </w:r>
-    </w:p>
-    <w:p>
-      <w:pPr>
-        <w:pStyle w:val="aa"/>
-      </w:pPr>
-      <w:r>
-        <w:t>Действия тестировщика:</w:t>
-      </w:r>
-    </w:p>
-    <w:p>
-      <w:pPr>
-        <w:pStyle w:val="aa"/>
-      </w:pPr>
-      <w:r>
-        <w:t>1</w:t>
-      </w:r>
-      <w:r>
-        <w:t>.</w:t>
-      </w:r>
-      <w:r>
-        <w:t xml:space="preserve"> Запустить скрипт </w:t>
-      </w:r>
-      <w:r>
-        <w:t>diagnose</w:t>
+      <w:bookmarkStart w:id="4" w:name="_Toc105672766"/>
+      <w:r>
+        <w:t>5 Сообщения системному программисту</w:t>
+      </w:r>
+      <w:bookmarkEnd w:id="4"/>
+    </w:p>
+    <w:p>
+      <w:pPr>
+        <w:pStyle w:val="aa"/>
+      </w:pPr>
+    </w:p>
+    <w:p>
+      <w:pPr>
+        <w:pStyle w:val="aa"/>
+      </w:pPr>
+    </w:p>
+    <w:p>
+      <w:pPr>
+        <w:pStyle w:val="aa"/>
+      </w:pPr>
+      <w:r>
+        <w:t xml:space="preserve">В случае, если программа завершила выполнение с ошибкой или во время работы произойдут ошибки выполнения, она выводит соответствующее уведомление с описанием ошибки в графическом интерфейсе или записывает сообщение в журнал </w:t>
+      </w:r>
+      <w:proofErr w:type="spellStart"/>
+      <w:r>
+        <w:t>logs</w:t>
+      </w:r>
+      <w:proofErr w:type="spellEnd"/>
+      <w:r>
+        <w:t>/</w:t>
+      </w:r>
+      <w:r>
+        <w:t>app</w:t>
+      </w:r>
+      <w:r>
+        <w:t>.</w:t>
+      </w:r>
+      <w:r>
+        <w:t>log</w:t>
+      </w:r>
+      <w:r>
+        <w:t>.</w:t>
+      </w:r>
+    </w:p>
+    <w:p>
+      <w:pPr>
+        <w:pStyle w:val="aa"/>
+      </w:pPr>
+      <w:r>
+        <w:t>Основные сообщения и действия системного программиста приведены ниже.</w:t>
+      </w:r>
+    </w:p>
+    <w:p>
+      <w:pPr>
+        <w:pStyle w:val="aa"/>
+      </w:pPr>
+      <w:r>
+        <w:lastRenderedPageBreak/>
+        <w:t xml:space="preserve">- «Не удалось открыть источник видеопотока» - необходимо проверить подключение камеры, значение </w:t>
+      </w:r>
+      <w:proofErr w:type="spellStart"/>
+      <w:r>
+        <w:t>camera</w:t>
+      </w:r>
+      <w:r>
+        <w:t>_</w:t>
+      </w:r>
+      <w:r>
+        <w:t>source</w:t>
+      </w:r>
+      <w:proofErr w:type="spellEnd"/>
+      <w:r>
+        <w:t xml:space="preserve"> и </w:t>
+      </w:r>
+      <w:proofErr w:type="spellStart"/>
+      <w:r>
+        <w:t>camera</w:t>
+      </w:r>
+      <w:r>
+        <w:t>_</w:t>
+      </w:r>
+      <w:r>
+        <w:t>backend</w:t>
+      </w:r>
+      <w:proofErr w:type="spellEnd"/>
+      <w:r>
+        <w:t xml:space="preserve"> в </w:t>
+      </w:r>
+      <w:proofErr w:type="spellStart"/>
+      <w:r>
+        <w:t>configs</w:t>
+      </w:r>
+      <w:proofErr w:type="spellEnd"/>
+      <w:r>
+        <w:t>/</w:t>
+      </w:r>
+      <w:proofErr w:type="spellStart"/>
+      <w:r>
+        <w:t>settings</w:t>
+      </w:r>
+      <w:r>
+        <w:t>.</w:t>
+      </w:r>
+      <w:r>
+        <w:t>json</w:t>
+      </w:r>
+      <w:proofErr w:type="spellEnd"/>
+      <w:r>
+        <w:t>.</w:t>
+      </w:r>
+    </w:p>
+    <w:p>
+      <w:pPr>
+        <w:pStyle w:val="aa"/>
+      </w:pPr>
+      <w:r>
+        <w:t>- «Источник видеопотока не инициализирован» - необходимо повторно запустить мониторинг после корректной инициализации камеры.</w:t>
+      </w:r>
+    </w:p>
+    <w:p>
+      <w:pPr>
+        <w:pStyle w:val="aa"/>
+      </w:pPr>
+      <w:r>
+        <w:t>- «Не удалось прочитать кадр из видеопотока» - необходимо проверить стабильность камеры и отсутствие ее использования другой программой.</w:t>
+      </w:r>
+    </w:p>
+    <w:p>
+      <w:pPr>
+        <w:pStyle w:val="aa"/>
+      </w:pPr>
+      <w:r>
+        <w:t xml:space="preserve">- «Не найден файл модели детекции лиц» - необходимо проверить наличие </w:t>
+      </w:r>
+      <w:r>
+        <w:t>weights</w:t>
+      </w:r>
+      <w:r>
+        <w:t>/</w:t>
+      </w:r>
+      <w:r>
+        <w:t>face</w:t>
+      </w:r>
+      <w:r>
+        <w:t>_</w:t>
+      </w:r>
+      <w:r>
+        <w:t>yolov</w:t>
+      </w:r>
+      <w:r>
+        <w:t>8</w:t>
+      </w:r>
+      <w:r>
+        <w:t>n</w:t>
+      </w:r>
+      <w:r>
+        <w:t>.</w:t>
+      </w:r>
+      <w:r>
+        <w:t>pt</w:t>
+      </w:r>
+      <w:r>
+        <w:t xml:space="preserve"> или исправить путь </w:t>
+      </w:r>
+      <w:proofErr w:type="spellStart"/>
+      <w:r>
+        <w:t>face</w:t>
+      </w:r>
+      <w:r>
+        <w:t>_</w:t>
+      </w:r>
+      <w:r>
+        <w:t>detector</w:t>
+      </w:r>
+      <w:r>
+        <w:t>_</w:t>
+      </w:r>
+      <w:r>
+        <w:t>path</w:t>
+      </w:r>
+      <w:proofErr w:type="spellEnd"/>
+      <w:r>
+        <w:t xml:space="preserve"> в конфигурационном файле.</w:t>
+      </w:r>
+    </w:p>
+    <w:p>
+      <w:pPr>
+        <w:pStyle w:val="aa"/>
+      </w:pPr>
+      <w:r>
+        <w:t xml:space="preserve">- «Компоненты анализа видео не инициализированы» - необходимо проверить установку зависимостей </w:t>
+      </w:r>
+      <w:proofErr w:type="spellStart"/>
+      <w:r>
+        <w:t>Ultralytics</w:t>
+      </w:r>
+      <w:proofErr w:type="spellEnd"/>
+      <w:r>
+        <w:t xml:space="preserve">, </w:t>
+      </w:r>
+      <w:proofErr w:type="spellStart"/>
+      <w:r>
+        <w:t>Torch</w:t>
+      </w:r>
+      <w:proofErr w:type="spellEnd"/>
+      <w:r>
+        <w:t xml:space="preserve">, </w:t>
+      </w:r>
+      <w:proofErr w:type="spellStart"/>
+      <w:r>
+        <w:t>OpenCV</w:t>
+      </w:r>
+      <w:proofErr w:type="spellEnd"/>
+      <w:r>
+        <w:t xml:space="preserve"> и </w:t>
+      </w:r>
+      <w:proofErr w:type="spellStart"/>
+      <w:r>
+        <w:t>DeepFace</w:t>
+      </w:r>
+      <w:proofErr w:type="spellEnd"/>
+      <w:r>
+        <w:t>.</w:t>
+      </w:r>
+    </w:p>
+    <w:p>
+      <w:pPr>
+        <w:pStyle w:val="aa"/>
+      </w:pPr>
+      <w:r>
+        <w:t>- «Погода в данный момент недоступна» - необходимо проверить сетевое подключение и параметры погодного сервиса; мониторинг при этом может продолжаться.</w:t>
+      </w:r>
+    </w:p>
+    <w:p>
+      <w:pPr>
+        <w:pStyle w:val="aa"/>
+      </w:pPr>
+      <w:r>
+        <w:t xml:space="preserve">- «Не удалось сохранить данные сессии в базу» - необходимо проверить доступность каталога </w:t>
+      </w:r>
+      <w:proofErr w:type="spellStart"/>
+      <w:r>
+        <w:t>data</w:t>
+      </w:r>
+      <w:proofErr w:type="spellEnd"/>
+      <w:r>
+        <w:t xml:space="preserve">, права записи и целостность файла </w:t>
+      </w:r>
+      <w:proofErr w:type="spellStart"/>
+      <w:r>
+        <w:t>SQLite</w:t>
+      </w:r>
+      <w:proofErr w:type="spellEnd"/>
+      <w:r>
+        <w:t>.</w:t>
+      </w:r>
+    </w:p>
+    <w:p>
+      <w:pPr>
+        <w:pStyle w:val="aa"/>
+      </w:pPr>
+      <w:r>
+        <w:t xml:space="preserve">- При ошибках импорта библиотек необходимо повторно выполнить установку зависимостей командой </w:t>
+      </w:r>
+      <w:proofErr w:type="spellStart"/>
+      <w:r>
+        <w:t>pip</w:t>
+      </w:r>
+      <w:proofErr w:type="spellEnd"/>
+      <w:r>
+        <w:t xml:space="preserve"> </w:t>
+      </w:r>
+      <w:proofErr w:type="spellStart"/>
+      <w:r>
+        <w:t>install</w:t>
+      </w:r>
+      <w:proofErr w:type="spellEnd"/>
+      <w:r>
+        <w:t xml:space="preserve"> -</w:t>
+      </w:r>
+      <w:r>
+        <w:t>r</w:t>
+      </w:r>
+      <w:r>
+        <w:t xml:space="preserve"> </w:t>
+      </w:r>
+      <w:r>
+        <w:t>requirements</w:t>
+      </w:r>
+      <w:r>
+        <w:t>.</w:t>
+      </w:r>
+      <w:r>
+        <w:t>txt</w:t>
+      </w:r>
+      <w:r>
+        <w:t>.</w:t>
+      </w:r>
+    </w:p>
+    <w:p>
+      <w:pPr>
+        <w:pStyle w:val="aa"/>
+      </w:pPr>
+      <w:r>
+        <w:t xml:space="preserve">Для восстановления работы программы после критической ошибки следует остановить приложение, проверить файл конфигурации, наличие модели и доступность камеры, после чего повторно запустить </w:t>
+      </w:r>
+      <w:r>
+        <w:t>main</w:t>
       </w:r>
       <w:r>
         <w:t>.</w:t>
@@ -2655,581 +3948,24 @@
         <w:t>py</w:t>
       </w:r>
       <w:r>
-        <w:t>.</w:t>
-      </w:r>
-    </w:p>
-    <w:p>
-      <w:pPr>
-        <w:pStyle w:val="aa"/>
-      </w:pPr>
-      <w:r>
-        <w:t>2</w:t>
-      </w:r>
-      <w:r>
-        <w:t>.</w:t>
-      </w:r>
-      <w:r>
-        <w:t xml:space="preserve"> Ознакомиться с результатами проверки импортов ключевых библиотек.</w:t>
-      </w:r>
-    </w:p>
-    <w:p>
-      <w:pPr>
-        <w:pStyle w:val="aa"/>
-      </w:pPr>
-      <w:r>
-        <w:t>Ожидаемый результат: в консоли отображается результат проверки зависимостей; отсутствующие компоненты определяются до запуска основной программы.</w:t>
-      </w:r>
-    </w:p>
-    <w:p>
-      <w:pPr>
-        <w:pStyle w:val="aa"/>
-      </w:pPr>
-      <w:r>
-        <w:t>Тест-кейс 2. «Запуск приложения»</w:t>
-      </w:r>
-    </w:p>
-    <w:p>
-      <w:pPr>
-        <w:pStyle w:val="aa"/>
-      </w:pPr>
-      <w:r>
-        <w:t xml:space="preserve">Предусловие: файл </w:t>
-      </w:r>
-      <w:r>
-        <w:t>main</w:t>
-      </w:r>
-      <w:r>
-        <w:t>.</w:t>
-      </w:r>
-      <w:r>
-        <w:t>py</w:t>
-      </w:r>
-      <w:r>
-        <w:t xml:space="preserve"> находится в корне проекта, зависимости установлены.</w:t>
-      </w:r>
-    </w:p>
-    <w:p>
-      <w:pPr>
-        <w:pStyle w:val="aa"/>
-      </w:pPr>
-      <w:r>
-        <w:t>Действия тестировщика:</w:t>
-      </w:r>
-    </w:p>
-    <w:p>
-      <w:pPr>
-        <w:pStyle w:val="aa"/>
-      </w:pPr>
-      <w:r>
-        <w:t>1</w:t>
-      </w:r>
-      <w:r>
-        <w:t>.</w:t>
-      </w:r>
-      <w:r>
-        <w:t xml:space="preserve"> Запустить приложение командой </w:t>
-      </w:r>
-      <w:r>
-        <w:t>python</w:t>
-      </w:r>
-      <w:r>
-        <w:t xml:space="preserve"> </w:t>
-      </w:r>
-      <w:r>
-        <w:t>main</w:t>
-      </w:r>
-      <w:r>
-        <w:t>.</w:t>
-      </w:r>
-      <w:r>
-        <w:t>py</w:t>
-      </w:r>
-      <w:r>
-        <w:t>.</w:t>
-      </w:r>
-    </w:p>
-    <w:p>
-      <w:pPr>
-        <w:pStyle w:val="aa"/>
-      </w:pPr>
-      <w:r>
-        <w:t>2</w:t>
-      </w:r>
-      <w:r>
-        <w:t>.</w:t>
-      </w:r>
-      <w:r>
-        <w:t xml:space="preserve"> Дождаться открытия главного окна приложения.</w:t>
-      </w:r>
-    </w:p>
-    <w:p>
-      <w:pPr>
-        <w:pStyle w:val="aa"/>
-      </w:pPr>
-      <w:r>
-        <w:t xml:space="preserve">Ожидаемый результат: на устройстве пользователя запускается приложение </w:t>
-      </w:r>
-      <w:r>
-        <w:t>Emotion</w:t>
-      </w:r>
-      <w:r>
-        <w:t xml:space="preserve"> </w:t>
-      </w:r>
-      <w:r>
-        <w:t>Monitor</w:t>
-      </w:r>
-      <w:r>
-        <w:t>, отображается главное окно с разделами «Мониторинг» и «Пользователи».</w:t>
-      </w:r>
-    </w:p>
-    <w:p>
-      <w:pPr>
-        <w:pStyle w:val="aa"/>
-      </w:pPr>
-      <w:r>
-        <w:t>Тест-кейс 3. «Запуск мониторинга видеопотока»</w:t>
-      </w:r>
-    </w:p>
-    <w:p>
-      <w:pPr>
-        <w:pStyle w:val="aa"/>
-      </w:pPr>
-      <w:r>
-        <w:t xml:space="preserve">Предусловие: камера подключена и не занята другой программой, файл модели </w:t>
-      </w:r>
-      <w:r>
-        <w:t>weights</w:t>
-      </w:r>
+        <w:t xml:space="preserve">. При необходимости можно удалить временные файлы журналов, однако удаление базы данных </w:t>
+      </w:r>
+      <w:proofErr w:type="spellStart"/>
+      <w:r>
+        <w:t>data</w:t>
+      </w:r>
+      <w:proofErr w:type="spellEnd"/>
       <w:r>
         <w:t>/</w:t>
       </w:r>
-      <w:r>
-        <w:t>face</w:t>
+      <w:proofErr w:type="spellStart"/>
+      <w:r>
+        <w:t>emotion</w:t>
       </w:r>
       <w:r>
         <w:t>_</w:t>
       </w:r>
       <w:r>
-        <w:t>yolov</w:t>
-      </w:r>
-      <w:r>
-        <w:t>8</w:t>
-      </w:r>
-      <w:r>
-        <w:t>n</w:t>
-      </w:r>
-      <w:r>
-        <w:t>.</w:t>
-      </w:r>
-      <w:r>
-        <w:t>pt</w:t>
-      </w:r>
-      <w:r>
-        <w:t xml:space="preserve"> доступен.</w:t>
-      </w:r>
-    </w:p>
-    <w:p>
-      <w:pPr>
-        <w:pStyle w:val="aa"/>
-      </w:pPr>
-      <w:r>
-        <w:lastRenderedPageBreak/>
-        <w:t>Действия тестировщика:</w:t>
-      </w:r>
-    </w:p>
-    <w:p>
-      <w:pPr>
-        <w:pStyle w:val="aa"/>
-      </w:pPr>
-      <w:r>
-        <w:t>1</w:t>
-      </w:r>
-      <w:r>
-        <w:t>.</w:t>
-      </w:r>
-      <w:r>
-        <w:t xml:space="preserve"> Запустить приложение.</w:t>
-      </w:r>
-    </w:p>
-    <w:p>
-      <w:pPr>
-        <w:pStyle w:val="aa"/>
-      </w:pPr>
-      <w:r>
-        <w:t>2</w:t>
-      </w:r>
-      <w:r>
-        <w:t>.</w:t>
-      </w:r>
-      <w:r>
-        <w:t xml:space="preserve"> Нажать кнопку «Начать мониторинг».</w:t>
-      </w:r>
-    </w:p>
-    <w:p>
-      <w:pPr>
-        <w:pStyle w:val="aa"/>
-      </w:pPr>
-      <w:r>
-        <w:t>3</w:t>
-      </w:r>
-      <w:r>
-        <w:t>.</w:t>
-      </w:r>
-      <w:r>
-        <w:t xml:space="preserve"> Дождаться появления видеопотока в основном окне.</w:t>
-      </w:r>
-    </w:p>
-    <w:p>
-      <w:pPr>
-        <w:pStyle w:val="aa"/>
-      </w:pPr>
-      <w:r>
-        <w:t xml:space="preserve">Ожидаемый результат: приложение инициализирует видеопоток и модели анализа, отображает статус мониторинга, видеопоток и индикатор </w:t>
-      </w:r>
-      <w:r>
-        <w:t>LIVE</w:t>
-      </w:r>
-      <w:r>
-        <w:t>.</w:t>
-      </w:r>
-    </w:p>
-    <w:p>
-      <w:pPr>
-        <w:pStyle w:val="aa"/>
-      </w:pPr>
-      <w:r>
-        <w:t>Тест-кейс 4. «Отображение результатов анализа лица»</w:t>
-      </w:r>
-    </w:p>
-    <w:p>
-      <w:pPr>
-        <w:pStyle w:val="aa"/>
-      </w:pPr>
-      <w:r>
-        <w:t>Предусловие: мониторинг запущен, в кадре присутствует лицо пользователя.</w:t>
-      </w:r>
-    </w:p>
-    <w:p>
-      <w:pPr>
-        <w:pStyle w:val="aa"/>
-      </w:pPr>
-      <w:r>
-        <w:t>Действия тестировщика:</w:t>
-      </w:r>
-    </w:p>
-    <w:p>
-      <w:pPr>
-        <w:pStyle w:val="aa"/>
-      </w:pPr>
-      <w:r>
-        <w:t>1</w:t>
-      </w:r>
-      <w:r>
-        <w:t>.</w:t>
-      </w:r>
-      <w:r>
-        <w:t xml:space="preserve"> Расположить лицо в области видимости камеры.</w:t>
-      </w:r>
-    </w:p>
-    <w:p>
-      <w:pPr>
-        <w:pStyle w:val="aa"/>
-      </w:pPr>
-      <w:r>
-        <w:t>2</w:t>
-      </w:r>
-      <w:r>
-        <w:t>.</w:t>
-      </w:r>
-      <w:r>
-        <w:t xml:space="preserve"> Дождаться обработки нескольких кадров.</w:t>
-      </w:r>
-    </w:p>
-    <w:p>
-      <w:pPr>
-        <w:pStyle w:val="aa"/>
-      </w:pPr>
-      <w:r>
-        <w:t>3</w:t>
-      </w:r>
-      <w:r>
-        <w:t>.</w:t>
-      </w:r>
-      <w:r>
-        <w:t xml:space="preserve"> Просмотреть видеопоток и правую панель аналитики.</w:t>
-      </w:r>
-    </w:p>
-    <w:p>
-      <w:pPr>
-        <w:pStyle w:val="aa"/>
-      </w:pPr>
-      <w:r>
-        <w:t>Ожидаемый результат: на видеопотоке отображается рамка лица и текстовая метка с идентификатором, полом, возрастом и эмоцией; в панели аналитики обновляются диаграмма и сведения о настроении.</w:t>
-      </w:r>
-    </w:p>
-    <w:p>
-      <w:pPr>
-        <w:pStyle w:val="aa"/>
-      </w:pPr>
-      <w:r>
-        <w:t>Тест-кейс 5. «Переключение режима аналитики»</w:t>
-      </w:r>
-    </w:p>
-    <w:p>
-      <w:pPr>
-        <w:pStyle w:val="aa"/>
-      </w:pPr>
-      <w:r>
-        <w:t>Предусловие: мониторинг запущен, в сессии накоплены наблюдения.</w:t>
-      </w:r>
-    </w:p>
-    <w:p>
-      <w:pPr>
-        <w:pStyle w:val="aa"/>
-      </w:pPr>
-      <w:r>
-        <w:t>Действия тестировщика:</w:t>
-      </w:r>
-    </w:p>
-    <w:p>
-      <w:pPr>
-        <w:pStyle w:val="aa"/>
-      </w:pPr>
-      <w:r>
-        <w:t>1</w:t>
-      </w:r>
-      <w:r>
-        <w:t>.</w:t>
-      </w:r>
-      <w:r>
-        <w:t xml:space="preserve"> Нажать переключатель «Текущий кадр».</w:t>
-      </w:r>
-    </w:p>
-    <w:p>
-      <w:pPr>
-        <w:pStyle w:val="aa"/>
-      </w:pPr>
-      <w:r>
-        <w:t>2</w:t>
-      </w:r>
-      <w:r>
-        <w:t>.</w:t>
-      </w:r>
-      <w:r>
-        <w:t xml:space="preserve"> Нажать переключатель «Сессия».</w:t>
-      </w:r>
-    </w:p>
-    <w:p>
-      <w:pPr>
-        <w:pStyle w:val="aa"/>
-      </w:pPr>
-      <w:r>
-        <w:t>3</w:t>
-      </w:r>
-      <w:r>
-        <w:t>.</w:t>
-      </w:r>
-      <w:r>
-        <w:t xml:space="preserve"> Сравнить отображаемые значения диаграммы и общего настроения.</w:t>
-      </w:r>
-    </w:p>
-    <w:p>
-      <w:pPr>
-        <w:pStyle w:val="aa"/>
-      </w:pPr>
-      <w:r>
-        <w:t>Ожидаемый результат: в режиме текущего кадра отображаются показатели активных лиц, а в режиме сессии - накопленные показатели за время мониторинга.</w:t>
-      </w:r>
-    </w:p>
-    <w:p>
-      <w:pPr>
-        <w:pStyle w:val="aa"/>
-      </w:pPr>
-      <w:r>
-        <w:t>Тест-кейс 6. «Получение погодных данных»</w:t>
-      </w:r>
-    </w:p>
-    <w:p>
-      <w:pPr>
-        <w:pStyle w:val="aa"/>
-      </w:pPr>
-      <w:r>
-        <w:t xml:space="preserve">Предусловие: в файле </w:t>
-      </w:r>
-      <w:r>
-        <w:t>configs</w:t>
-      </w:r>
-      <w:r>
-        <w:t>/</w:t>
-      </w:r>
-      <w:r>
-        <w:t>settings</w:t>
-      </w:r>
-      <w:r>
-        <w:t>.</w:t>
-      </w:r>
-      <w:r>
-        <w:t>json</w:t>
-      </w:r>
-      <w:r>
-        <w:t xml:space="preserve"> включен параметр </w:t>
-      </w:r>
-      <w:r>
-        <w:t>weather</w:t>
-      </w:r>
-      <w:r>
-        <w:t>.</w:t>
-      </w:r>
-      <w:r>
-        <w:t>enabled</w:t>
-      </w:r>
-      <w:r>
-        <w:t>, доступно подключение к сети Интернет.</w:t>
-      </w:r>
-    </w:p>
-    <w:p>
-      <w:pPr>
-        <w:pStyle w:val="aa"/>
-      </w:pPr>
-      <w:r>
-        <w:t>Действия тестировщика:</w:t>
-      </w:r>
-    </w:p>
-    <w:p>
-      <w:pPr>
-        <w:pStyle w:val="aa"/>
-      </w:pPr>
-      <w:r>
-        <w:lastRenderedPageBreak/>
-        <w:t>1</w:t>
-      </w:r>
-      <w:r>
-        <w:t>.</w:t>
-      </w:r>
-      <w:r>
-        <w:t xml:space="preserve"> Запустить приложение.</w:t>
-      </w:r>
-    </w:p>
-    <w:p>
-      <w:pPr>
-        <w:pStyle w:val="aa"/>
-      </w:pPr>
-      <w:r>
-        <w:t>2</w:t>
-      </w:r>
-      <w:r>
-        <w:t>.</w:t>
-      </w:r>
-      <w:r>
-        <w:t xml:space="preserve"> Начать мониторинг.</w:t>
-      </w:r>
-    </w:p>
-    <w:p>
-      <w:pPr>
-        <w:pStyle w:val="aa"/>
-      </w:pPr>
-      <w:r>
-        <w:t>3</w:t>
-      </w:r>
-      <w:r>
-        <w:t>.</w:t>
-      </w:r>
-      <w:r>
-        <w:t xml:space="preserve"> Дождаться обновления погодного блока.</w:t>
-      </w:r>
-    </w:p>
-    <w:p>
-      <w:pPr>
-        <w:pStyle w:val="aa"/>
-      </w:pPr>
-      <w:r>
-        <w:t>Ожидаемый результат: в интерфейсе отображаются название локации, температура и описание погоды; при недоступности сервиса приложение продолжает работу и сообщает, что погодные данные временно недоступны.</w:t>
-      </w:r>
-    </w:p>
-    <w:p>
-      <w:pPr>
-        <w:pStyle w:val="aa"/>
-      </w:pPr>
-      <w:r>
-        <w:t>Тест-кейс 7. «Завершение мониторинга и сохранение данных»</w:t>
-      </w:r>
-    </w:p>
-    <w:p>
-      <w:pPr>
-        <w:pStyle w:val="aa"/>
-      </w:pPr>
-      <w:r>
-        <w:t>Предусловие: мониторинг запущен и выполнено не менее одного наблюдения.</w:t>
-      </w:r>
-    </w:p>
-    <w:p>
-      <w:pPr>
-        <w:pStyle w:val="aa"/>
-      </w:pPr>
-      <w:r>
-        <w:t>Действия тестировщика:</w:t>
-      </w:r>
-    </w:p>
-    <w:p>
-      <w:pPr>
-        <w:pStyle w:val="aa"/>
-      </w:pPr>
-      <w:r>
-        <w:t>1</w:t>
-      </w:r>
-      <w:r>
-        <w:t>.</w:t>
-      </w:r>
-      <w:r>
-        <w:t xml:space="preserve"> Нажать кнопку «Остановить».</w:t>
-      </w:r>
-    </w:p>
-    <w:p>
-      <w:pPr>
-        <w:pStyle w:val="aa"/>
-      </w:pPr>
-      <w:r>
-        <w:t>2</w:t>
-      </w:r>
-      <w:r>
-        <w:t>.</w:t>
-      </w:r>
-      <w:r>
-        <w:t xml:space="preserve"> Дождаться завершения сессии.</w:t>
-      </w:r>
-    </w:p>
-    <w:p>
-      <w:pPr>
-        <w:pStyle w:val="aa"/>
-      </w:pPr>
-      <w:r>
-        <w:t>3</w:t>
-      </w:r>
-      <w:r>
-        <w:t>.</w:t>
-      </w:r>
-      <w:r>
-        <w:t xml:space="preserve"> Проверить наличие файлов в каталоге </w:t>
-      </w:r>
-      <w:r>
-        <w:t>logs</w:t>
-      </w:r>
-      <w:r>
-        <w:t xml:space="preserve"> и записей в базе </w:t>
-      </w:r>
-      <w:r>
-        <w:t>data</w:t>
-      </w:r>
-      <w:r>
-        <w:t>/</w:t>
-      </w:r>
-      <w:r>
-        <w:t>emotion</w:t>
-      </w:r>
-      <w:r>
-        <w:t>_</w:t>
-      </w:r>
-      <w:r>
         <w:t>monitor</w:t>
       </w:r>
       <w:r>
@@ -3238,592 +3974,7 @@
       <w:r>
         <w:t>db</w:t>
       </w:r>
-      <w:r>
-        <w:t>.</w:t>
-      </w:r>
-    </w:p>
-    <w:p>
-      <w:pPr>
-        <w:pStyle w:val="aa"/>
-      </w:pPr>
-      <w:r>
-        <w:t>Ожидаемый результат: программа освобождает видеопоток, сохраняет журнал наблюдений, итоговую сводку сессии и обновляет локальную базу пользователей.</w:t>
-      </w:r>
-    </w:p>
-    <w:p>
-      <w:pPr>
-        <w:pStyle w:val="aa"/>
-      </w:pPr>
-      <w:r>
-        <w:t>Тест-кейс 8. «Поиск пользователя в базе»</w:t>
-      </w:r>
-    </w:p>
-    <w:p>
-      <w:pPr>
-        <w:pStyle w:val="aa"/>
-      </w:pPr>
-      <w:r>
-        <w:t>Предусловие: после завершения хотя бы одной сессии в базе данных имеются записи пользователей.</w:t>
-      </w:r>
-    </w:p>
-    <w:p>
-      <w:pPr>
-        <w:pStyle w:val="aa"/>
-      </w:pPr>
-      <w:r>
-        <w:t>Действия тестировщика:</w:t>
-      </w:r>
-    </w:p>
-    <w:p>
-      <w:pPr>
-        <w:pStyle w:val="aa"/>
-      </w:pPr>
-      <w:r>
-        <w:t>1</w:t>
-      </w:r>
-      <w:r>
-        <w:t>.</w:t>
-      </w:r>
-      <w:r>
-        <w:t xml:space="preserve"> Открыть раздел «Пользователи».</w:t>
-      </w:r>
-    </w:p>
-    <w:p>
-      <w:pPr>
-        <w:pStyle w:val="aa"/>
-      </w:pPr>
-      <w:r>
-        <w:t>2</w:t>
-      </w:r>
-      <w:r>
-        <w:t>.</w:t>
-      </w:r>
-      <w:r>
-        <w:t xml:space="preserve"> Ввести часть имени или идентификатор пользователя.</w:t>
-      </w:r>
-    </w:p>
-    <w:p>
-      <w:pPr>
-        <w:pStyle w:val="aa"/>
-      </w:pPr>
-      <w:r>
-        <w:t>3</w:t>
-      </w:r>
-      <w:r>
-        <w:t>.</w:t>
-      </w:r>
-      <w:r>
-        <w:t xml:space="preserve"> При необходимости выбрать фильтр пола или возрастной группы.</w:t>
-      </w:r>
-    </w:p>
-    <w:p>
-      <w:pPr>
-        <w:pStyle w:val="aa"/>
-      </w:pPr>
-      <w:r>
-        <w:t>4</w:t>
-      </w:r>
-      <w:r>
-        <w:t>.</w:t>
-      </w:r>
-      <w:r>
-        <w:t xml:space="preserve"> Выбрать найденную запись.</w:t>
-      </w:r>
-    </w:p>
-    <w:p>
-      <w:pPr>
-        <w:pStyle w:val="aa"/>
-      </w:pPr>
-      <w:r>
-        <w:t>Ожидаемый результат: в списке отображаются подходящие пользователи, а в области сведений выводятся идентификатор, имя, пол, возрастная группа, количество сессий, наблюдений и последняя эмоция.</w:t>
-      </w:r>
-    </w:p>
-    <w:p>
-      <w:pPr>
-        <w:pStyle w:val="aa"/>
-      </w:pPr>
-      <w:r>
-        <w:t>Тест-кейс 9. «Переименование пользователя»</w:t>
-      </w:r>
-    </w:p>
-    <w:p>
-      <w:pPr>
-        <w:pStyle w:val="aa"/>
-      </w:pPr>
-      <w:r>
-        <w:t>Предусловие: в разделе «Пользователи» выбрана существующая запись.</w:t>
-      </w:r>
-    </w:p>
-    <w:p>
-      <w:pPr>
-        <w:pStyle w:val="aa"/>
-      </w:pPr>
-      <w:r>
-        <w:lastRenderedPageBreak/>
-        <w:t>Действия тестировщика:</w:t>
-      </w:r>
-    </w:p>
-    <w:p>
-      <w:pPr>
-        <w:pStyle w:val="aa"/>
-      </w:pPr>
-      <w:r>
-        <w:t>1</w:t>
-      </w:r>
-      <w:r>
-        <w:t>.</w:t>
-      </w:r>
-      <w:r>
-        <w:t xml:space="preserve"> Ввести новое отображаемое имя пользователя.</w:t>
-      </w:r>
-    </w:p>
-    <w:p>
-      <w:pPr>
-        <w:pStyle w:val="aa"/>
-      </w:pPr>
-      <w:r>
-        <w:t>2</w:t>
-      </w:r>
-      <w:r>
-        <w:t>.</w:t>
-      </w:r>
-      <w:r>
-        <w:t xml:space="preserve"> Нажать кнопку «Сохранить имя».</w:t>
-      </w:r>
-    </w:p>
-    <w:p>
-      <w:pPr>
-        <w:pStyle w:val="aa"/>
-      </w:pPr>
-      <w:r>
-        <w:t>3</w:t>
-      </w:r>
-      <w:r>
-        <w:t>.</w:t>
-      </w:r>
-      <w:r>
-        <w:t xml:space="preserve"> Обновить список пользователей.</w:t>
-      </w:r>
-    </w:p>
-    <w:p>
-      <w:pPr>
-        <w:pStyle w:val="aa"/>
-      </w:pPr>
-      <w:r>
-        <w:t>Ожидаемый результат: отображаемое имя пользователя изменяется в локальной базе данных и выводится в списке пользователей.</w:t>
-      </w:r>
-    </w:p>
-    <w:p>
-      <w:pPr>
-        <w:pStyle w:val="aa"/>
-      </w:pPr>
-      <w:r>
-        <w:t>Тест-кейс 10. «Удаление пользователя»</w:t>
-      </w:r>
-    </w:p>
-    <w:p>
-      <w:pPr>
-        <w:pStyle w:val="aa"/>
-      </w:pPr>
-      <w:r>
-        <w:t>Предусловие: в разделе «Пользователи» выбрана существующая запись.</w:t>
-      </w:r>
-    </w:p>
-    <w:p>
-      <w:pPr>
-        <w:pStyle w:val="aa"/>
-      </w:pPr>
-      <w:r>
-        <w:t>Действия тестировщика:</w:t>
-      </w:r>
-    </w:p>
-    <w:p>
-      <w:pPr>
-        <w:pStyle w:val="aa"/>
-      </w:pPr>
-      <w:r>
-        <w:t>1</w:t>
-      </w:r>
-      <w:r>
-        <w:t>.</w:t>
-      </w:r>
-      <w:r>
-        <w:t xml:space="preserve"> Нажать кнопку «Удалить пользователя».</w:t>
-      </w:r>
-    </w:p>
-    <w:p>
-      <w:pPr>
-        <w:pStyle w:val="aa"/>
-      </w:pPr>
-      <w:r>
-        <w:t>2</w:t>
-      </w:r>
-      <w:r>
-        <w:t>.</w:t>
-      </w:r>
-      <w:r>
-        <w:t xml:space="preserve"> Подтвердить удаление в диалоговом окне.</w:t>
-      </w:r>
-    </w:p>
-    <w:p>
-      <w:pPr>
-        <w:pStyle w:val="aa"/>
-      </w:pPr>
-      <w:r>
-        <w:t>3</w:t>
-      </w:r>
-      <w:r>
-        <w:t>.</w:t>
-      </w:r>
-      <w:r>
-        <w:t xml:space="preserve"> Проверить список пользователей.</w:t>
-      </w:r>
-    </w:p>
-    <w:p>
-      <w:pPr>
-        <w:pStyle w:val="aa"/>
-      </w:pPr>
-      <w:r>
-        <w:t xml:space="preserve">Ожидаемый результат: выбранная запись удаляется из локальной базы данных, а файлы журналов в каталоге </w:t>
-      </w:r>
-      <w:r>
-        <w:t>logs</w:t>
-      </w:r>
-      <w:r>
-        <w:t xml:space="preserve"> остаются без изменений.</w:t>
-      </w:r>
-    </w:p>
-    <w:p>
-      <w:pPr>
-        <w:pStyle w:val="aa"/>
-      </w:pPr>
-    </w:p>
-    <w:p>
-      <w:pPr>
-        <w:spacing w:line="360" w:lineRule="auto"/>
-        <w:ind w:firstLine="709"/>
-        <w:jc w:val="both"/>
-        <w:rPr>
-          <w:sz w:val="28"/>
-          <w:szCs w:val="28"/>
-        </w:rPr>
-      </w:pPr>
-    </w:p>
-    <w:p>
-      <w:pPr>
-        <w:pStyle w:val="1"/>
-      </w:pPr>
-      <w:bookmarkStart w:id="4" w:name="_Toc105672766"/>
-      <w:r>
-        <w:t>5 Сообщения системному программисту</w:t>
-      </w:r>
-      <w:bookmarkEnd w:id="4"/>
-    </w:p>
-    <w:p>
-      <w:pPr>
-        <w:pStyle w:val="aa"/>
-      </w:pPr>
-    </w:p>
-    <w:p>
-      <w:pPr>
-        <w:pStyle w:val="aa"/>
-      </w:pPr>
-    </w:p>
-    <w:p>
-      <w:pPr>
-        <w:pStyle w:val="aa"/>
-      </w:pPr>
-      <w:r>
-        <w:t xml:space="preserve">В случае, если программа завершила выполнение с ошибкой или во время работы произойдут ошибки выполнения, она выводит соответствующее уведомление с описанием ошибки в графическом интерфейсе или записывает сообщение в журнал </w:t>
-      </w:r>
-      <w:r>
-        <w:t>logs</w:t>
-      </w:r>
-      <w:r>
-        <w:t>/</w:t>
-      </w:r>
-      <w:r>
-        <w:t>app</w:t>
-      </w:r>
-      <w:r>
-        <w:t>.</w:t>
-      </w:r>
-      <w:r>
-        <w:t>log</w:t>
-      </w:r>
-      <w:r>
-        <w:t>.</w:t>
-      </w:r>
-    </w:p>
-    <w:p>
-      <w:pPr>
-        <w:pStyle w:val="aa"/>
-      </w:pPr>
-      <w:r>
-        <w:t>Основные сообщения и действия системного программиста приведены ниже.</w:t>
-      </w:r>
-    </w:p>
-    <w:p>
-      <w:pPr>
-        <w:pStyle w:val="aa"/>
-      </w:pPr>
-      <w:r>
-        <w:t xml:space="preserve">- «Не удалось открыть источник видеопотока» - необходимо проверить подключение камеры, значение </w:t>
-      </w:r>
-      <w:r>
-        <w:t>camera</w:t>
-      </w:r>
-      <w:r>
-        <w:t>_</w:t>
-      </w:r>
-      <w:r>
-        <w:t>source</w:t>
-      </w:r>
-      <w:r>
-        <w:t xml:space="preserve"> и </w:t>
-      </w:r>
-      <w:r>
-        <w:t>camera</w:t>
-      </w:r>
-      <w:r>
-        <w:t>_</w:t>
-      </w:r>
-      <w:r>
-        <w:t>backend</w:t>
-      </w:r>
-      <w:r>
-        <w:t xml:space="preserve"> в </w:t>
-      </w:r>
-      <w:r>
-        <w:t>configs</w:t>
-      </w:r>
-      <w:r>
-        <w:t>/</w:t>
-      </w:r>
-      <w:r>
-        <w:t>settings</w:t>
-      </w:r>
-      <w:r>
-        <w:t>.</w:t>
-      </w:r>
-      <w:r>
-        <w:t>json</w:t>
-      </w:r>
-      <w:r>
-        <w:t>.</w:t>
-      </w:r>
-    </w:p>
-    <w:p>
-      <w:pPr>
-        <w:pStyle w:val="aa"/>
-      </w:pPr>
-      <w:r>
-        <w:t>- «Источник видеопотока не инициализирован» - необходимо повторно запустить мониторинг после корректной инициализации камеры.</w:t>
-      </w:r>
-    </w:p>
-    <w:p>
-      <w:pPr>
-        <w:pStyle w:val="aa"/>
-      </w:pPr>
-      <w:r>
-        <w:lastRenderedPageBreak/>
-        <w:t>- «Не удалось прочитать кадр из видеопотока» - необходимо проверить стабильность камеры и отсутствие ее использования другой программой.</w:t>
-      </w:r>
-    </w:p>
-    <w:p>
-      <w:pPr>
-        <w:pStyle w:val="aa"/>
-      </w:pPr>
-      <w:r>
-        <w:t xml:space="preserve">- «Не найден файл модели детекции лиц» - необходимо проверить наличие </w:t>
-      </w:r>
-      <w:r>
-        <w:t>weights</w:t>
-      </w:r>
-      <w:r>
-        <w:t>/</w:t>
-      </w:r>
-      <w:r>
-        <w:t>face</w:t>
-      </w:r>
-      <w:r>
-        <w:t>_</w:t>
-      </w:r>
-      <w:r>
-        <w:t>yolov</w:t>
-      </w:r>
-      <w:r>
-        <w:t>8</w:t>
-      </w:r>
-      <w:r>
-        <w:t>n</w:t>
-      </w:r>
-      <w:r>
-        <w:t>.</w:t>
-      </w:r>
-      <w:r>
-        <w:t>pt</w:t>
-      </w:r>
-      <w:r>
-        <w:t xml:space="preserve"> или исправить путь </w:t>
-      </w:r>
-      <w:r>
-        <w:t>face</w:t>
-      </w:r>
-      <w:r>
-        <w:t>_</w:t>
-      </w:r>
-      <w:r>
-        <w:t>detector</w:t>
-      </w:r>
-      <w:r>
-        <w:t>_</w:t>
-      </w:r>
-      <w:r>
-        <w:t>path</w:t>
-      </w:r>
-      <w:r>
-        <w:t xml:space="preserve"> в конфигурационном файле.</w:t>
-      </w:r>
-    </w:p>
-    <w:p>
-      <w:pPr>
-        <w:pStyle w:val="aa"/>
-      </w:pPr>
-      <w:r>
-        <w:t xml:space="preserve">- «Компоненты анализа видео не инициализированы» - необходимо проверить установку зависимостей </w:t>
-      </w:r>
-      <w:r>
-        <w:t>Ultralytics</w:t>
-      </w:r>
-      <w:r>
-        <w:t xml:space="preserve">, </w:t>
-      </w:r>
-      <w:r>
-        <w:t>Torch</w:t>
-      </w:r>
-      <w:r>
-        <w:t xml:space="preserve">, </w:t>
-      </w:r>
-      <w:r>
-        <w:t>OpenCV</w:t>
-      </w:r>
-      <w:r>
-        <w:t xml:space="preserve"> и </w:t>
-      </w:r>
-      <w:r>
-        <w:t>DeepFace</w:t>
-      </w:r>
-      <w:r>
-        <w:t>.</w:t>
-      </w:r>
-    </w:p>
-    <w:p>
-      <w:pPr>
-        <w:pStyle w:val="aa"/>
-      </w:pPr>
-      <w:r>
-        <w:t>- «Погода в данный момент недоступна» - необходимо проверить сетевое подключение и параметры погодного сервиса; мониторинг при этом может продолжаться.</w:t>
-      </w:r>
-    </w:p>
-    <w:p>
-      <w:pPr>
-        <w:pStyle w:val="aa"/>
-      </w:pPr>
-      <w:r>
-        <w:t xml:space="preserve">- «Не удалось сохранить данные сессии в базу» - необходимо проверить доступность каталога </w:t>
-      </w:r>
-      <w:r>
-        <w:t>data</w:t>
-      </w:r>
-      <w:r>
-        <w:t xml:space="preserve">, права записи и целостность файла </w:t>
-      </w:r>
-      <w:r>
-        <w:t>SQLite</w:t>
-      </w:r>
-      <w:r>
-        <w:t>.</w:t>
-      </w:r>
-    </w:p>
-    <w:p>
-      <w:pPr>
-        <w:pStyle w:val="aa"/>
-      </w:pPr>
-      <w:r>
-        <w:t xml:space="preserve">- При ошибках импорта библиотек необходимо повторно выполнить установку зависимостей командой </w:t>
-      </w:r>
-      <w:r>
-        <w:t>pip</w:t>
-      </w:r>
-      <w:r>
-        <w:t xml:space="preserve"> </w:t>
-      </w:r>
-      <w:r>
-        <w:t>install</w:t>
-      </w:r>
-      <w:r>
-        <w:t xml:space="preserve"> -</w:t>
-      </w:r>
-      <w:r>
-        <w:t>r</w:t>
-      </w:r>
-      <w:r>
-        <w:t xml:space="preserve"> </w:t>
-      </w:r>
-      <w:r>
-        <w:t>requirements</w:t>
-      </w:r>
-      <w:r>
-        <w:t>.</w:t>
-      </w:r>
-      <w:r>
-        <w:t>txt</w:t>
-      </w:r>
-      <w:r>
-        <w:t>.</w:t>
-      </w:r>
-    </w:p>
-    <w:p>
-      <w:pPr>
-        <w:pStyle w:val="aa"/>
-      </w:pPr>
-      <w:r>
-        <w:t xml:space="preserve">Для восстановления работы программы после критической ошибки следует остановить приложение, проверить файл конфигурации, наличие модели и доступность камеры, после чего повторно запустить </w:t>
-      </w:r>
-      <w:r>
-        <w:t>main</w:t>
-      </w:r>
-      <w:r>
-        <w:t>.</w:t>
-      </w:r>
-      <w:r>
-        <w:t>py</w:t>
-      </w:r>
-      <w:r>
-        <w:t xml:space="preserve">. При необходимости можно удалить временные файлы журналов, однако удаление базы данных </w:t>
-      </w:r>
-      <w:r>
-        <w:t>data</w:t>
-      </w:r>
-      <w:r>
-        <w:t>/</w:t>
-      </w:r>
-      <w:r>
-        <w:t>emotion</w:t>
-      </w:r>
-      <w:r>
-        <w:t>_</w:t>
-      </w:r>
-      <w:r>
-        <w:t>monitor</w:t>
-      </w:r>
-      <w:r>
-        <w:t>.</w:t>
-      </w:r>
-      <w:r>
-        <w:t>db</w:t>
-      </w:r>
+      <w:proofErr w:type="spellEnd"/>
       <w:r>
         <w:t xml:space="preserve"> приведет к потере накопленной истории пользователей.</w:t>
       </w:r>

--- a/!docs/РСП Реут.docx
+++ b/!docs/РСП Реут.docx
@@ -2333,36 +2333,18 @@
         <w:pStyle w:val="aa"/>
       </w:pPr>
       <w:r>
-        <w:t xml:space="preserve">- </w:t>
-      </w:r>
-      <w:r>
-        <w:t xml:space="preserve">setup_env.bat </w:t>
-      </w:r>
-      <w:r>
-        <w:t>-</w:t>
-      </w:r>
-      <w:r>
-        <w:t xml:space="preserve"> первичная установка на новом устройстве</w:t>
+        <w:t>- setup_env.bat - первичная установка на новом устройстве;</w:t>
+      </w:r>
+    </w:p>
+    <w:p>
+      <w:pPr>
+        <w:pStyle w:val="aa"/>
+      </w:pPr>
+      <w:r>
+        <w:t>- run_app.bat - запуск приложения двойным кликом без терминала</w:t>
       </w:r>
       <w:r>
         <w:t>;</w:t>
-      </w:r>
-    </w:p>
-    <w:p>
-      <w:pPr>
-        <w:pStyle w:val="aa"/>
-      </w:pPr>
-      <w:r>
-        <w:t xml:space="preserve">- </w:t>
-      </w:r>
-      <w:r>
-        <w:t xml:space="preserve">run_app.bat </w:t>
-      </w:r>
-      <w:r>
-        <w:t>-</w:t>
-      </w:r>
-      <w:r>
-        <w:t xml:space="preserve"> запуск приложения двойным кликом без терминала.</w:t>
       </w:r>
     </w:p>
     <w:p>
@@ -2374,6 +2356,84 @@
           <w:szCs w:val="28"/>
         </w:rPr>
       </w:pPr>
+      <w:r>
+        <w:rPr>
+          <w:sz w:val="28"/>
+          <w:szCs w:val="28"/>
+        </w:rPr>
+        <w:t xml:space="preserve">- </w:t>
+      </w:r>
+      <w:r>
+        <w:rPr>
+          <w:sz w:val="28"/>
+          <w:szCs w:val="28"/>
+          <w:lang w:val="en-US"/>
+        </w:rPr>
+        <w:t>README</w:t>
+      </w:r>
+      <w:r>
+        <w:rPr>
+          <w:sz w:val="28"/>
+          <w:szCs w:val="28"/>
+        </w:rPr>
+        <w:t>.</w:t>
+      </w:r>
+      <w:r>
+        <w:rPr>
+          <w:sz w:val="28"/>
+          <w:szCs w:val="28"/>
+          <w:lang w:val="en-US"/>
+        </w:rPr>
+        <w:t>txt</w:t>
+      </w:r>
+      <w:r>
+        <w:rPr>
+          <w:sz w:val="28"/>
+          <w:szCs w:val="28"/>
+        </w:rPr>
+        <w:t xml:space="preserve"> </w:t>
+      </w:r>
+      <w:r>
+        <w:rPr>
+          <w:sz w:val="28"/>
+          <w:szCs w:val="28"/>
+        </w:rPr>
+        <w:t>–</w:t>
+      </w:r>
+      <w:r>
+        <w:rPr>
+          <w:sz w:val="28"/>
+          <w:szCs w:val="28"/>
+        </w:rPr>
+        <w:t xml:space="preserve"> </w:t>
+      </w:r>
+      <w:r>
+        <w:rPr>
+          <w:sz w:val="28"/>
+          <w:szCs w:val="28"/>
+        </w:rPr>
+        <w:t>информация о программе.</w:t>
+      </w:r>
+    </w:p>
+    <w:p>
+      <w:pPr>
+        <w:spacing w:line="360" w:lineRule="auto"/>
+        <w:ind w:firstLine="709"/>
+        <w:rPr>
+          <w:sz w:val="28"/>
+          <w:szCs w:val="28"/>
+        </w:rPr>
+      </w:pPr>
+    </w:p>
+    <w:p>
+      <w:pPr>
+        <w:spacing w:line="360" w:lineRule="auto"/>
+        <w:ind w:firstLine="709"/>
+        <w:rPr>
+          <w:sz w:val="28"/>
+          <w:szCs w:val="28"/>
+        </w:rPr>
+      </w:pPr>
     </w:p>
     <w:p>
       <w:pPr>
@@ -2381,6 +2441,7 @@
       </w:pPr>
       <w:bookmarkStart w:id="2" w:name="_Toc105672764"/>
       <w:r>
+        <w:lastRenderedPageBreak/>
         <w:t xml:space="preserve">3 </w:t>
       </w:r>
       <w:r>
@@ -2587,7 +2648,34 @@
       </w:r>
       <w:proofErr w:type="spellEnd"/>
       <w:r>
-        <w:t xml:space="preserve">, а также файлы main.py, diagnose.py, requirements.txt, setup_env.bat и run_app.bat. Файл модели weights/face_yolov8n.pt должен находиться в каталоге </w:t>
+        <w:t>, а также файлы main.py, diagnose.py, requirements.txt, setup_env.bat</w:t>
+      </w:r>
+      <w:r>
+        <w:t xml:space="preserve">, </w:t>
+      </w:r>
+      <w:r>
+        <w:t>run_app.bat</w:t>
+      </w:r>
+      <w:r>
+        <w:t xml:space="preserve"> и </w:t>
+      </w:r>
+      <w:r>
+        <w:rPr>
+          <w:lang w:val="en-US"/>
+        </w:rPr>
+        <w:t>README</w:t>
+      </w:r>
+      <w:r>
+        <w:t>.</w:t>
+      </w:r>
+      <w:r>
+        <w:rPr>
+          <w:lang w:val="en-US"/>
+        </w:rPr>
+        <w:t>txt</w:t>
+      </w:r>
+      <w:r>
+        <w:t xml:space="preserve">. Файл модели weights/face_yolov8n.pt должен находиться в каталоге </w:t>
       </w:r>
       <w:proofErr w:type="spellStart"/>
       <w:r>
@@ -2611,7 +2699,13 @@
       </w:r>
       <w:proofErr w:type="spellEnd"/>
       <w:r>
-        <w:t xml:space="preserve"> переносятся только при необходимости сохранения ранее накопленной базы пользователей и журналов сессий; при чистом запуске они создаются программой автоматически.</w:t>
+        <w:t xml:space="preserve"> переносятся только при необходимости сохранения ранее накопленной базы пользователей и журналов сессий</w:t>
+      </w:r>
+      <w:r>
+        <w:t>,</w:t>
+      </w:r>
+      <w:r>
+        <w:t xml:space="preserve"> при чистом запуске они создаются программой автоматически.</w:t>
       </w:r>
     </w:p>
     <w:p>
@@ -2640,11 +2734,8 @@
         <w:pStyle w:val="aa"/>
       </w:pPr>
       <w:r>
-        <w:t xml:space="preserve">Для последующих запусков программы используется файл run_app.bat. Он запускает приложение без необходимости ручного открытия терминала и </w:t>
-      </w:r>
-      <w:r>
         <w:lastRenderedPageBreak/>
-        <w:t xml:space="preserve">ввода команды </w:t>
+        <w:t xml:space="preserve">Для последующих запусков программы используется файл run_app.bat. Он запускает приложение без необходимости ручного открытия терминала и ввода команды </w:t>
       </w:r>
       <w:proofErr w:type="spellStart"/>
       <w:r>
@@ -2652,7 +2743,7 @@
       </w:r>
       <w:proofErr w:type="spellEnd"/>
       <w:r>
-        <w:t xml:space="preserve"> main.py. При необходимости пользователь может создать ярлык для файла run_app.bat и разместить его на рабочем столе.</w:t>
+        <w:t xml:space="preserve"> main.py. </w:t>
       </w:r>
     </w:p>
     <w:p>
